--- a/docs/mde_docs/ECE Design Studio Policy.docx
+++ b/docs/mde_docs/ECE Design Studio Policy.docx
@@ -1,161 +1,284 @@
 
 <file path=word/document.xml><?xml version="1.0" encoding="utf-8"?>
-<w:document xmlns:wpc="http://schemas.microsoft.com/office/word/2010/wordprocessingCanvas" xmlns:cx="http://schemas.microsoft.com/office/drawing/2014/chartex" xmlns:cx1="http://schemas.microsoft.com/office/drawing/2015/9/8/chartex" xmlns:cx2="http://schemas.microsoft.com/office/drawing/2015/10/21/chartex" xmlns:cx3="http://schemas.microsoft.com/office/drawing/2016/5/9/chartex" xmlns:cx4="http://schemas.microsoft.com/office/drawing/2016/5/10/chartex" xmlns:cx5="http://schemas.microsoft.com/office/drawing/2016/5/11/chartex" xmlns:cx6="http://schemas.microsoft.com/office/drawing/2016/5/12/chartex" xmlns:cx7="http://schemas.microsoft.com/office/drawing/2016/5/13/chartex" xmlns:cx8="http://schemas.microsoft.com/office/drawing/2016/5/14/chartex" xmlns:mc="http://schemas.openxmlformats.org/markup-compatibility/2006" xmlns:aink="http://schemas.microsoft.com/office/drawing/2016/ink" xmlns:am3d="http://schemas.microsoft.com/office/drawing/2017/model3d" xmlns:o="urn:schemas-microsoft-com:office:office" xmlns:oel="http://schemas.microsoft.com/office/2019/extlst" xmlns:r="http://schemas.openxmlformats.org/officeDocument/2006/relationships" xmlns:m="http://schemas.openxmlformats.org/officeDocument/2006/math" xmlns:v="urn:schemas-microsoft-com:vml" xmlns:wp14="http://schemas.microsoft.com/office/word/2010/wordprocessingDrawing" xmlns:wp="http://schemas.openxmlformats.org/drawingml/2006/wordprocessingDrawing" xmlns:w10="urn:schemas-microsoft-com:office:word" xmlns:w="http://schemas.openxmlformats.org/wordprocessingml/2006/main" xmlns:w14="http://schemas.microsoft.com/office/word/2010/wordml" xmlns:w15="http://schemas.microsoft.com/office/word/2012/wordml" xmlns:w16cex="http://schemas.microsoft.com/office/word/2018/wordml/cex" xmlns:w16cid="http://schemas.microsoft.com/office/word/2016/wordml/cid" xmlns:w16="http://schemas.microsoft.com/office/word/2018/wordml" xmlns:w16sdtdh="http://schemas.microsoft.com/office/word/2020/wordml/sdtdatahash" xmlns:w16se="http://schemas.microsoft.com/office/word/2015/wordml/symex" xmlns:wpg="http://schemas.microsoft.com/office/word/2010/wordprocessingGroup" xmlns:wpi="http://schemas.microsoft.com/office/word/2010/wordprocessingInk" xmlns:wne="http://schemas.microsoft.com/office/word/2006/wordml" xmlns:wps="http://schemas.microsoft.com/office/word/2010/wordprocessingShape" mc:Ignorable="w14 w15 w16se w16cid w16 w16cex w16sdtdh wp14">
+<w:document xmlns:wpc="http://schemas.microsoft.com/office/word/2010/wordprocessingCanvas" xmlns:cx="http://schemas.microsoft.com/office/drawing/2014/chartex" xmlns:cx1="http://schemas.microsoft.com/office/drawing/2015/9/8/chartex" xmlns:cx2="http://schemas.microsoft.com/office/drawing/2015/10/21/chartex" xmlns:cx3="http://schemas.microsoft.com/office/drawing/2016/5/9/chartex" xmlns:cx4="http://schemas.microsoft.com/office/drawing/2016/5/10/chartex" xmlns:cx5="http://schemas.microsoft.com/office/drawing/2016/5/11/chartex" xmlns:cx6="http://schemas.microsoft.com/office/drawing/2016/5/12/chartex" xmlns:cx7="http://schemas.microsoft.com/office/drawing/2016/5/13/chartex" xmlns:cx8="http://schemas.microsoft.com/office/drawing/2016/5/14/chartex" xmlns:mc="http://schemas.openxmlformats.org/markup-compatibility/2006" xmlns:aink="http://schemas.microsoft.com/office/drawing/2016/ink" xmlns:am3d="http://schemas.microsoft.com/office/drawing/2017/model3d" xmlns:o="urn:schemas-microsoft-com:office:office" xmlns:oel="http://schemas.microsoft.com/office/2019/extlst" xmlns:r="http://schemas.openxmlformats.org/officeDocument/2006/relationships" xmlns:m="http://schemas.openxmlformats.org/officeDocument/2006/math" xmlns:v="urn:schemas-microsoft-com:vml" xmlns:wp14="http://schemas.microsoft.com/office/word/2010/wordprocessingDrawing" xmlns:wp="http://schemas.openxmlformats.org/drawingml/2006/wordprocessingDrawing" xmlns:w10="urn:schemas-microsoft-com:office:word" xmlns:w="http://schemas.openxmlformats.org/wordprocessingml/2006/main" xmlns:w14="http://schemas.microsoft.com/office/word/2010/wordml" xmlns:w15="http://schemas.microsoft.com/office/word/2012/wordml" xmlns:w16cex="http://schemas.microsoft.com/office/word/2018/wordml/cex" xmlns:w16cid="http://schemas.microsoft.com/office/word/2016/wordml/cid" xmlns:w16="http://schemas.microsoft.com/office/word/2018/wordml" xmlns:w16du="http://schemas.microsoft.com/office/word/2023/wordml/word16du" xmlns:w16sdtdh="http://schemas.microsoft.com/office/word/2020/wordml/sdtdatahash" xmlns:w16sdtfl="http://schemas.microsoft.com/office/word/2024/wordml/sdtformatlock" xmlns:w16se="http://schemas.microsoft.com/office/word/2015/wordml/symex" xmlns:wpg="http://schemas.microsoft.com/office/word/2010/wordprocessingGroup" xmlns:wpi="http://schemas.microsoft.com/office/word/2010/wordprocessingInk" xmlns:wne="http://schemas.microsoft.com/office/word/2006/wordml" xmlns:wps="http://schemas.microsoft.com/office/word/2010/wordprocessingShape" mc:Ignorable="w14 w15 w16se w16cid w16 w16cex w16sdtdh w16sdtfl w16du wp14">
   <w:body>
     <w:p>
       <w:pPr>
         <w:jc w:val="center"/>
-        <w:rPr>
-          <w:rFonts w:ascii="Times New Roman" w:eastAsia="Times New Roman" w:hAnsi="Times New Roman" w:cs="Times New Roman"/>
-        </w:rPr>
-      </w:pPr>
-      <w:r>
         <w:rPr>
           <w:rFonts w:ascii="Calibri" w:eastAsia="Times New Roman" w:hAnsi="Calibri" w:cs="Calibri"/>
           <w:color w:val="000000"/>
           <w:sz w:val="56"/>
           <w:szCs w:val="56"/>
         </w:rPr>
+      </w:pPr>
+      <w:r>
+        <w:rPr>
+          <w:rFonts w:ascii="Calibri" w:eastAsia="Times New Roman" w:hAnsi="Calibri" w:cs="Calibri"/>
+          <w:color w:val="000000"/>
+          <w:sz w:val="56"/>
+          <w:szCs w:val="56"/>
+        </w:rPr>
         <w:t>ECE Design Studio Policy</w:t>
       </w:r>
     </w:p>
     <w:p>
       <w:pPr>
-        <w:rPr>
-          <w:rFonts w:ascii="Times New Roman" w:eastAsia="Times New Roman" w:hAnsi="Times New Roman" w:cs="Times New Roman"/>
-        </w:rPr>
-      </w:pPr>
-    </w:p>
-    <w:p>
-      <w:pPr>
-        <w:spacing w:before="240"/>
-        <w:outlineLvl w:val="0"/>
-        <w:rPr>
-          <w:rFonts w:ascii="Times New Roman" w:eastAsia="Times New Roman" w:hAnsi="Times New Roman" w:cs="Times New Roman"/>
+        <w:jc w:val="center"/>
+        <w:rPr>
+          <w:rFonts w:ascii="Calibri" w:eastAsia="Times New Roman" w:hAnsi="Calibri" w:cs="Calibri"/>
+          <w:color w:val="000000"/>
+          <w:sz w:val="56"/>
+          <w:szCs w:val="56"/>
+        </w:rPr>
+      </w:pPr>
+    </w:p>
+    <w:p>
+      <w:pPr>
+        <w:rPr>
+          <w:rFonts w:ascii="Calibri" w:eastAsia="Times New Roman" w:hAnsi="Calibri" w:cs="Calibri"/>
+          <w:color w:val="4472C4" w:themeColor="accent1"/>
+          <w:sz w:val="32"/>
+          <w:szCs w:val="32"/>
+        </w:rPr>
+      </w:pPr>
+      <w:r>
+        <w:rPr>
+          <w:rFonts w:ascii="Calibri" w:eastAsia="Times New Roman" w:hAnsi="Calibri" w:cs="Calibri"/>
+          <w:color w:val="4472C4" w:themeColor="accent1"/>
+          <w:sz w:val="32"/>
+          <w:szCs w:val="32"/>
+        </w:rPr>
+        <w:t>Design Studio Purpose</w:t>
+      </w:r>
+    </w:p>
+    <w:p>
+      <w:pPr>
+        <w:spacing w:after="240"/>
+        <w:rPr>
+          <w:rFonts w:ascii="Calibri" w:eastAsia="Times New Roman" w:hAnsi="Calibri" w:cs="Calibri"/>
+          <w:sz w:val="22"/>
+          <w:szCs w:val="22"/>
+        </w:rPr>
+      </w:pPr>
+      <w:r>
+        <w:rPr>
+          <w:rFonts w:ascii="Calibri" w:eastAsia="Times New Roman" w:hAnsi="Calibri" w:cs="Calibri"/>
+          <w:sz w:val="22"/>
+          <w:szCs w:val="22"/>
+        </w:rPr>
+        <w:t xml:space="preserve">The ECE </w:t>
+      </w:r>
+      <w:r>
+        <w:rPr>
+          <w:rFonts w:ascii="Calibri" w:eastAsia="Times New Roman" w:hAnsi="Calibri" w:cs="Calibri"/>
+          <w:sz w:val="22"/>
+          <w:szCs w:val="22"/>
+        </w:rPr>
+        <w:t xml:space="preserve">Design Studio is an instructional laboratory </w:t>
+      </w:r>
+      <w:r>
+        <w:rPr>
+          <w:rFonts w:ascii="Calibri" w:eastAsia="Times New Roman" w:hAnsi="Calibri" w:cs="Calibri"/>
+          <w:sz w:val="22"/>
+          <w:szCs w:val="22"/>
+        </w:rPr>
+        <w:t>that supports student project work within the</w:t>
+      </w:r>
+      <w:r>
+        <w:rPr>
+          <w:rFonts w:ascii="Calibri" w:eastAsia="Times New Roman" w:hAnsi="Calibri" w:cs="Calibri"/>
+          <w:sz w:val="22"/>
+          <w:szCs w:val="22"/>
+        </w:rPr>
+        <w:t xml:space="preserve"> </w:t>
+      </w:r>
+      <w:r>
+        <w:rPr>
+          <w:rFonts w:ascii="Calibri" w:eastAsia="Times New Roman" w:hAnsi="Calibri" w:cs="Calibri"/>
+          <w:sz w:val="22"/>
+          <w:szCs w:val="22"/>
+        </w:rPr>
+        <w:t>Department of Electrical and Computer Engineering.</w:t>
+      </w:r>
+    </w:p>
+    <w:p>
+      <w:pPr>
+        <w:spacing w:after="240"/>
+        <w:rPr>
+          <w:rFonts w:ascii="Calibri" w:eastAsia="Times New Roman" w:hAnsi="Calibri" w:cs="Calibri"/>
+          <w:sz w:val="22"/>
+          <w:szCs w:val="22"/>
+        </w:rPr>
+      </w:pPr>
+      <w:r>
+        <w:rPr>
+          <w:rFonts w:ascii="Calibri" w:eastAsia="Times New Roman" w:hAnsi="Calibri" w:cs="Calibri"/>
+          <w:sz w:val="22"/>
+          <w:szCs w:val="22"/>
+        </w:rPr>
+        <w:t xml:space="preserve">The </w:t>
+      </w:r>
+      <w:r>
+        <w:rPr>
+          <w:rFonts w:ascii="Calibri" w:eastAsia="Times New Roman" w:hAnsi="Calibri" w:cs="Calibri"/>
+          <w:sz w:val="22"/>
+          <w:szCs w:val="22"/>
+        </w:rPr>
+        <w:t>ECE Design Studio contains two primary designated areas:</w:t>
+      </w:r>
+    </w:p>
+    <w:p>
+      <w:pPr>
+        <w:pStyle w:val="ListParagraph"/>
+        <w:numPr>
+          <w:ilvl w:val="0"/>
+          <w:numId w:val="9"/>
+        </w:numPr>
+        <w:spacing w:after="240"/>
+        <w:rPr>
+          <w:rFonts w:ascii="Calibri" w:eastAsia="Times New Roman" w:hAnsi="Calibri" w:cs="Calibri"/>
+          <w:sz w:val="22"/>
+          <w:szCs w:val="22"/>
+        </w:rPr>
+      </w:pPr>
+      <w:r>
+        <w:rPr>
+          <w:rFonts w:ascii="Calibri" w:eastAsia="Times New Roman" w:hAnsi="Calibri" w:cs="Calibri"/>
           <w:b/>
           <w:bCs/>
-          <w:kern w:val="36"/>
-          <w:sz w:val="48"/>
-          <w:szCs w:val="48"/>
-        </w:rPr>
-      </w:pPr>
-      <w:r>
-        <w:rPr>
-          <w:rFonts w:ascii="Calibri" w:eastAsia="Times New Roman" w:hAnsi="Calibri" w:cs="Calibri"/>
-          <w:color w:val="2F5496"/>
-          <w:kern w:val="36"/>
+          <w:sz w:val="22"/>
+          <w:szCs w:val="22"/>
+        </w:rPr>
+        <w:t>MDE Side</w:t>
+      </w:r>
+      <w:r>
+        <w:rPr>
+          <w:rFonts w:ascii="Calibri" w:eastAsia="Times New Roman" w:hAnsi="Calibri" w:cs="Calibri"/>
+          <w:sz w:val="22"/>
+          <w:szCs w:val="22"/>
+        </w:rPr>
+        <w:t xml:space="preserve"> — supports Senior Design students enrolled in ECE 4805/4806.</w:t>
+      </w:r>
+    </w:p>
+    <w:p>
+      <w:pPr>
+        <w:pStyle w:val="ListParagraph"/>
+        <w:numPr>
+          <w:ilvl w:val="0"/>
+          <w:numId w:val="9"/>
+        </w:numPr>
+        <w:spacing w:after="240"/>
+        <w:rPr>
+          <w:rFonts w:ascii="Calibri" w:eastAsia="Times New Roman" w:hAnsi="Calibri" w:cs="Calibri"/>
+          <w:sz w:val="22"/>
+          <w:szCs w:val="22"/>
+        </w:rPr>
+      </w:pPr>
+      <w:r>
+        <w:rPr>
+          <w:rFonts w:ascii="Calibri" w:eastAsia="Times New Roman" w:hAnsi="Calibri" w:cs="Calibri"/>
+          <w:b/>
+          <w:bCs/>
+          <w:sz w:val="22"/>
+          <w:szCs w:val="22"/>
+        </w:rPr>
+        <w:t>AMP Side</w:t>
+      </w:r>
+      <w:r>
+        <w:rPr>
+          <w:rFonts w:ascii="Calibri" w:eastAsia="Times New Roman" w:hAnsi="Calibri" w:cs="Calibri"/>
+          <w:sz w:val="22"/>
+          <w:szCs w:val="22"/>
+        </w:rPr>
+        <w:t xml:space="preserve"> — supports members of the AMP program and their approved personal projects.</w:t>
+      </w:r>
+    </w:p>
+    <w:p>
+      <w:pPr>
+        <w:spacing w:after="240"/>
+        <w:rPr>
+          <w:rFonts w:ascii="Calibri" w:eastAsia="Times New Roman" w:hAnsi="Calibri" w:cs="Calibri"/>
+          <w:sz w:val="22"/>
+          <w:szCs w:val="22"/>
+        </w:rPr>
+      </w:pPr>
+      <w:r>
+        <w:rPr>
+          <w:rFonts w:ascii="Calibri" w:eastAsia="Times New Roman" w:hAnsi="Calibri" w:cs="Calibri"/>
+          <w:sz w:val="22"/>
+          <w:szCs w:val="22"/>
+        </w:rPr>
+        <w:t>Although both areas are located within the same ECE Design Studio, they operate separately and have their own designated equipment, components, workspaces, and resources.</w:t>
+      </w:r>
+    </w:p>
+    <w:p>
+      <w:pPr>
+        <w:spacing w:after="240"/>
+        <w:rPr>
+          <w:rFonts w:ascii="Calibri" w:eastAsia="Times New Roman" w:hAnsi="Calibri" w:cs="Calibri"/>
+          <w:sz w:val="22"/>
+          <w:szCs w:val="22"/>
+        </w:rPr>
+      </w:pPr>
+      <w:r>
+        <w:rPr>
+          <w:rFonts w:ascii="Calibri" w:eastAsia="Times New Roman" w:hAnsi="Calibri" w:cs="Calibri"/>
+          <w:sz w:val="22"/>
+          <w:szCs w:val="22"/>
+        </w:rPr>
+        <w:t>Access to the ECE Design Studio does not automatically authorize a student to use both sides of the lab. Students may only use the areas and resources associated with the course, program, or organization through which they have been granted access.</w:t>
+      </w:r>
+    </w:p>
+    <w:p>
+      <w:pPr>
+        <w:spacing w:after="240"/>
+        <w:rPr>
+          <w:rFonts w:ascii="Calibri" w:eastAsia="Times New Roman" w:hAnsi="Calibri" w:cs="Calibri"/>
+          <w:sz w:val="22"/>
+          <w:szCs w:val="22"/>
+        </w:rPr>
+      </w:pPr>
+      <w:r>
+        <w:rPr>
+          <w:rFonts w:ascii="Calibri" w:eastAsia="Times New Roman" w:hAnsi="Calibri" w:cs="Calibri"/>
+          <w:sz w:val="22"/>
+          <w:szCs w:val="22"/>
+        </w:rPr>
+        <w:t>The ECE Design Studio is intended for project work. It is not a study hall or party room.</w:t>
+      </w:r>
+    </w:p>
+    <w:p>
+      <w:pPr>
+        <w:spacing w:after="240"/>
+        <w:rPr>
+          <w:rFonts w:ascii="Calibri" w:eastAsia="Times New Roman" w:hAnsi="Calibri" w:cs="Calibri"/>
+          <w:sz w:val="22"/>
+          <w:szCs w:val="22"/>
+        </w:rPr>
+      </w:pPr>
+      <w:r>
+        <w:rPr>
+          <w:rFonts w:ascii="Calibri" w:eastAsia="Times New Roman" w:hAnsi="Calibri" w:cs="Calibri"/>
+          <w:sz w:val="22"/>
+          <w:szCs w:val="22"/>
+        </w:rPr>
+        <w:t>Students in ECE 4805/4806 should consider reserving weekly meeting space in the ECE Design Studio Conference Room.</w:t>
+      </w:r>
+    </w:p>
+    <w:p>
+      <w:pPr>
+        <w:rPr>
+          <w:rFonts w:ascii="Calibri" w:eastAsia="Times New Roman" w:hAnsi="Calibri" w:cs="Calibri"/>
+          <w:color w:val="4472C4" w:themeColor="accent1"/>
           <w:sz w:val="32"/>
           <w:szCs w:val="32"/>
         </w:rPr>
-        <w:t>Design Studio Purpose</w:t>
-      </w:r>
-    </w:p>
-    <w:p>
-      <w:pPr>
-        <w:spacing w:after="160"/>
-        <w:rPr>
-          <w:rFonts w:ascii="Times New Roman" w:eastAsia="Times New Roman" w:hAnsi="Times New Roman" w:cs="Times New Roman"/>
-        </w:rPr>
-      </w:pPr>
-      <w:r>
-        <w:rPr>
-          <w:rFonts w:ascii="Calibri" w:eastAsia="Times New Roman" w:hAnsi="Calibri" w:cs="Calibri"/>
-          <w:color w:val="000000"/>
-          <w:sz w:val="22"/>
-          <w:szCs w:val="22"/>
-        </w:rPr>
-        <w:t>The ECE Design Studio is an instructional laboratory that provides resources to those in ECE 4805/6 and the AMP Lab to aid in the development of their projects. If you can do your project at home, you don't need the resources of the Design Studio.</w:t>
-      </w:r>
-    </w:p>
-    <w:p>
-      <w:pPr>
-        <w:spacing w:after="160"/>
-        <w:rPr>
-          <w:rFonts w:ascii="Times New Roman" w:eastAsia="Times New Roman" w:hAnsi="Times New Roman" w:cs="Times New Roman"/>
-        </w:rPr>
-      </w:pPr>
-      <w:r>
-        <w:rPr>
-          <w:rFonts w:ascii="Calibri" w:eastAsia="Times New Roman" w:hAnsi="Calibri" w:cs="Calibri"/>
-          <w:color w:val="000000"/>
-          <w:sz w:val="22"/>
-          <w:szCs w:val="22"/>
-        </w:rPr>
-        <w:t xml:space="preserve">The Design Studio and the AMP Lab are separate </w:t>
-      </w:r>
-      <w:proofErr w:type="gramStart"/>
-      <w:r>
-        <w:rPr>
-          <w:rFonts w:ascii="Calibri" w:eastAsia="Times New Roman" w:hAnsi="Calibri" w:cs="Calibri"/>
-          <w:color w:val="000000"/>
-          <w:sz w:val="22"/>
-          <w:szCs w:val="22"/>
-        </w:rPr>
-        <w:t>entities</w:t>
-      </w:r>
-      <w:proofErr w:type="gramEnd"/>
-      <w:r>
-        <w:rPr>
-          <w:rFonts w:ascii="Calibri" w:eastAsia="Times New Roman" w:hAnsi="Calibri" w:cs="Calibri"/>
-          <w:color w:val="000000"/>
-          <w:sz w:val="22"/>
-          <w:szCs w:val="22"/>
-        </w:rPr>
-        <w:t xml:space="preserve"> but they share the same entrance door.</w:t>
-      </w:r>
-    </w:p>
-    <w:p>
-      <w:pPr>
-        <w:spacing w:after="160"/>
-        <w:rPr>
-          <w:rFonts w:ascii="Times New Roman" w:eastAsia="Times New Roman" w:hAnsi="Times New Roman" w:cs="Times New Roman"/>
-        </w:rPr>
-      </w:pPr>
-      <w:r>
-        <w:rPr>
-          <w:rFonts w:ascii="Calibri" w:eastAsia="Times New Roman" w:hAnsi="Calibri" w:cs="Calibri"/>
-          <w:color w:val="000000"/>
-          <w:sz w:val="22"/>
-          <w:szCs w:val="22"/>
-        </w:rPr>
-        <w:t>It is not a study hall or party room.</w:t>
-      </w:r>
-    </w:p>
-    <w:p>
-      <w:pPr>
-        <w:spacing w:after="160"/>
-        <w:rPr>
-          <w:rFonts w:ascii="Times New Roman" w:eastAsia="Times New Roman" w:hAnsi="Times New Roman" w:cs="Times New Roman"/>
-        </w:rPr>
-      </w:pPr>
-      <w:r>
-        <w:rPr>
-          <w:rFonts w:ascii="Calibri" w:eastAsia="Times New Roman" w:hAnsi="Calibri" w:cs="Calibri"/>
-          <w:color w:val="000000"/>
-          <w:sz w:val="22"/>
-          <w:szCs w:val="22"/>
-        </w:rPr>
-        <w:t>Students in ECE 4805/6 should consider reserving weekly meeting space in the Design Studio Conference Room.</w:t>
-      </w:r>
-    </w:p>
-    <w:p>
-      <w:pPr>
-        <w:spacing w:before="240"/>
-        <w:outlineLvl w:val="0"/>
-        <w:rPr>
-          <w:rFonts w:ascii="Times New Roman" w:eastAsia="Times New Roman" w:hAnsi="Times New Roman" w:cs="Times New Roman"/>
-          <w:b/>
-          <w:bCs/>
-          <w:kern w:val="36"/>
-          <w:sz w:val="48"/>
-          <w:szCs w:val="48"/>
-        </w:rPr>
-      </w:pPr>
-      <w:r>
-        <w:rPr>
-          <w:rFonts w:ascii="Calibri" w:eastAsia="Times New Roman" w:hAnsi="Calibri" w:cs="Calibri"/>
-          <w:color w:val="2F5496"/>
-          <w:kern w:val="36"/>
+      </w:pPr>
+      <w:r>
+        <w:rPr>
+          <w:rFonts w:ascii="Calibri" w:eastAsia="Times New Roman" w:hAnsi="Calibri" w:cs="Calibri"/>
+          <w:color w:val="4472C4" w:themeColor="accent1"/>
           <w:sz w:val="32"/>
           <w:szCs w:val="32"/>
         </w:rPr>
@@ -164,867 +287,999 @@
     </w:p>
     <w:p>
       <w:pPr>
-        <w:spacing w:after="160"/>
-        <w:rPr>
-          <w:rFonts w:ascii="Times New Roman" w:eastAsia="Times New Roman" w:hAnsi="Times New Roman" w:cs="Times New Roman"/>
-        </w:rPr>
-      </w:pPr>
-      <w:proofErr w:type="gramStart"/>
-      <w:r>
-        <w:rPr>
-          <w:rFonts w:ascii="Calibri" w:eastAsia="Times New Roman" w:hAnsi="Calibri" w:cs="Calibri"/>
-          <w:color w:val="000000"/>
-          <w:sz w:val="22"/>
-          <w:szCs w:val="22"/>
-        </w:rPr>
-        <w:t>In order to</w:t>
-      </w:r>
-      <w:proofErr w:type="gramEnd"/>
-      <w:r>
-        <w:rPr>
-          <w:rFonts w:ascii="Calibri" w:eastAsia="Times New Roman" w:hAnsi="Calibri" w:cs="Calibri"/>
-          <w:color w:val="000000"/>
-          <w:sz w:val="22"/>
-          <w:szCs w:val="22"/>
-        </w:rPr>
-        <w:t xml:space="preserve"> be authorized to use the Design Studio, you must be one of the following:</w:t>
+        <w:spacing w:after="240"/>
+        <w:rPr>
+          <w:rFonts w:ascii="Calibri" w:eastAsia="Times New Roman" w:hAnsi="Calibri" w:cs="Calibri"/>
+          <w:sz w:val="22"/>
+          <w:szCs w:val="22"/>
+        </w:rPr>
+      </w:pPr>
+      <w:r>
+        <w:rPr>
+          <w:rFonts w:ascii="Calibri" w:eastAsia="Times New Roman" w:hAnsi="Calibri" w:cs="Calibri"/>
+          <w:sz w:val="22"/>
+          <w:szCs w:val="22"/>
+        </w:rPr>
+        <w:t>To be authorized to access the ECE Design Studio, you must be associated with an approved course, program, or organization using the space.</w:t>
+      </w:r>
+    </w:p>
+    <w:p>
+      <w:pPr>
+        <w:spacing w:after="240"/>
+        <w:rPr>
+          <w:rFonts w:ascii="Calibri" w:eastAsia="Times New Roman" w:hAnsi="Calibri" w:cs="Calibri"/>
+          <w:sz w:val="22"/>
+          <w:szCs w:val="22"/>
+        </w:rPr>
+      </w:pPr>
+      <w:r>
+        <w:rPr>
+          <w:rFonts w:ascii="Calibri" w:eastAsia="Times New Roman" w:hAnsi="Calibri" w:cs="Calibri"/>
+          <w:sz w:val="22"/>
+          <w:szCs w:val="22"/>
+        </w:rPr>
+        <w:t>Authorized users include:</w:t>
       </w:r>
     </w:p>
     <w:p>
       <w:pPr>
         <w:numPr>
           <w:ilvl w:val="0"/>
-          <w:numId w:val="1"/>
+          <w:numId w:val="10"/>
         </w:numPr>
-        <w:textAlignment w:val="baseline"/>
-        <w:rPr>
-          <w:rFonts w:ascii="Noto Sans Symbols" w:eastAsia="Times New Roman" w:hAnsi="Noto Sans Symbols" w:cs="Times New Roman"/>
-          <w:color w:val="000000"/>
-          <w:sz w:val="22"/>
-          <w:szCs w:val="22"/>
-        </w:rPr>
-      </w:pPr>
-      <w:r>
-        <w:rPr>
-          <w:rFonts w:ascii="Calibri" w:eastAsia="Times New Roman" w:hAnsi="Calibri" w:cs="Calibri"/>
-          <w:color w:val="000000"/>
-          <w:sz w:val="22"/>
-          <w:szCs w:val="22"/>
-        </w:rPr>
-        <w:t>Currently enrolled in ECE 4805/6</w:t>
+        <w:spacing w:after="240"/>
+        <w:rPr>
+          <w:rFonts w:ascii="Calibri" w:eastAsia="Times New Roman" w:hAnsi="Calibri" w:cs="Calibri"/>
+          <w:sz w:val="22"/>
+          <w:szCs w:val="22"/>
+        </w:rPr>
+      </w:pPr>
+      <w:r>
+        <w:rPr>
+          <w:rFonts w:ascii="Calibri" w:eastAsia="Times New Roman" w:hAnsi="Calibri" w:cs="Calibri"/>
+          <w:sz w:val="22"/>
+          <w:szCs w:val="22"/>
+        </w:rPr>
+        <w:t>Students currently enrolled in ECE 4805/4806</w:t>
       </w:r>
     </w:p>
     <w:p>
       <w:pPr>
         <w:numPr>
           <w:ilvl w:val="0"/>
-          <w:numId w:val="1"/>
+          <w:numId w:val="10"/>
         </w:numPr>
-        <w:textAlignment w:val="baseline"/>
-        <w:rPr>
-          <w:rFonts w:ascii="Noto Sans Symbols" w:eastAsia="Times New Roman" w:hAnsi="Noto Sans Symbols" w:cs="Times New Roman"/>
-          <w:color w:val="000000"/>
-          <w:sz w:val="22"/>
-          <w:szCs w:val="22"/>
-        </w:rPr>
-      </w:pPr>
-      <w:r>
-        <w:rPr>
-          <w:rFonts w:ascii="Calibri" w:eastAsia="Times New Roman" w:hAnsi="Calibri" w:cs="Calibri"/>
-          <w:color w:val="000000"/>
-          <w:sz w:val="22"/>
-          <w:szCs w:val="22"/>
-        </w:rPr>
-        <w:t>Active member of the AMP Lab</w:t>
+        <w:spacing w:after="240"/>
+        <w:rPr>
+          <w:rFonts w:ascii="Calibri" w:eastAsia="Times New Roman" w:hAnsi="Calibri" w:cs="Calibri"/>
+          <w:sz w:val="22"/>
+          <w:szCs w:val="22"/>
+        </w:rPr>
+      </w:pPr>
+      <w:r>
+        <w:rPr>
+          <w:rFonts w:ascii="Calibri" w:eastAsia="Times New Roman" w:hAnsi="Calibri" w:cs="Calibri"/>
+          <w:sz w:val="22"/>
+          <w:szCs w:val="22"/>
+        </w:rPr>
+        <w:t>Active members of the AMP program</w:t>
       </w:r>
     </w:p>
     <w:p>
       <w:pPr>
         <w:numPr>
           <w:ilvl w:val="0"/>
-          <w:numId w:val="1"/>
+          <w:numId w:val="10"/>
         </w:numPr>
-        <w:textAlignment w:val="baseline"/>
-        <w:rPr>
-          <w:rFonts w:ascii="Calibri" w:eastAsia="Times New Roman" w:hAnsi="Calibri" w:cs="Calibri"/>
-          <w:color w:val="000000"/>
-          <w:sz w:val="22"/>
-          <w:szCs w:val="22"/>
-        </w:rPr>
-      </w:pPr>
-      <w:r>
-        <w:rPr>
-          <w:rFonts w:ascii="Calibri" w:eastAsia="Times New Roman" w:hAnsi="Calibri" w:cs="Calibri"/>
-          <w:color w:val="000000"/>
-          <w:sz w:val="22"/>
-          <w:szCs w:val="22"/>
-        </w:rPr>
-        <w:t xml:space="preserve">Temporary Access </w:t>
-      </w:r>
-      <w:r>
-        <w:rPr>
-          <w:rFonts w:ascii="Calibri" w:eastAsia="Times New Roman" w:hAnsi="Calibri" w:cs="Calibri"/>
-          <w:color w:val="000000"/>
-          <w:sz w:val="22"/>
-          <w:szCs w:val="22"/>
-        </w:rPr>
-        <w:t xml:space="preserve">is </w:t>
-      </w:r>
-      <w:r>
-        <w:rPr>
-          <w:rFonts w:ascii="Calibri" w:eastAsia="Times New Roman" w:hAnsi="Calibri" w:cs="Calibri"/>
-          <w:color w:val="000000"/>
-          <w:sz w:val="22"/>
-          <w:szCs w:val="22"/>
-        </w:rPr>
-        <w:t>available for Advanced Soldering</w:t>
+        <w:spacing w:after="240"/>
+        <w:rPr>
+          <w:rFonts w:ascii="Calibri" w:eastAsia="Times New Roman" w:hAnsi="Calibri" w:cs="Calibri"/>
+          <w:sz w:val="22"/>
+          <w:szCs w:val="22"/>
+        </w:rPr>
+      </w:pPr>
+      <w:r>
+        <w:rPr>
+          <w:rFonts w:ascii="Calibri" w:eastAsia="Times New Roman" w:hAnsi="Calibri" w:cs="Calibri"/>
+          <w:sz w:val="22"/>
+          <w:szCs w:val="22"/>
+        </w:rPr>
+        <w:t xml:space="preserve">Authorized members of the VTCRO </w:t>
+      </w:r>
+      <w:proofErr w:type="spellStart"/>
+      <w:r>
+        <w:rPr>
+          <w:rFonts w:ascii="Calibri" w:eastAsia="Times New Roman" w:hAnsi="Calibri" w:cs="Calibri"/>
+          <w:sz w:val="22"/>
+          <w:szCs w:val="22"/>
+        </w:rPr>
+        <w:t>AutoNav</w:t>
+      </w:r>
+      <w:proofErr w:type="spellEnd"/>
+      <w:r>
+        <w:rPr>
+          <w:rFonts w:ascii="Calibri" w:eastAsia="Times New Roman" w:hAnsi="Calibri" w:cs="Calibri"/>
+          <w:sz w:val="22"/>
+          <w:szCs w:val="22"/>
+        </w:rPr>
+        <w:t xml:space="preserve"> sub-team</w:t>
       </w:r>
     </w:p>
     <w:p>
       <w:pPr>
         <w:numPr>
           <w:ilvl w:val="0"/>
-          <w:numId w:val="1"/>
+          <w:numId w:val="10"/>
         </w:numPr>
-        <w:textAlignment w:val="baseline"/>
-        <w:rPr>
-          <w:rFonts w:ascii="Calibri" w:eastAsia="Times New Roman" w:hAnsi="Calibri" w:cs="Calibri"/>
-          <w:color w:val="000000"/>
-          <w:sz w:val="22"/>
-          <w:szCs w:val="22"/>
-        </w:rPr>
-      </w:pPr>
-      <w:r>
-        <w:rPr>
-          <w:rFonts w:ascii="Calibri" w:eastAsia="Times New Roman" w:hAnsi="Calibri" w:cs="Calibri"/>
-          <w:color w:val="000000"/>
-          <w:sz w:val="22"/>
-          <w:szCs w:val="22"/>
-        </w:rPr>
-        <w:t xml:space="preserve">Swipe Access is not required for Basic solder </w:t>
-      </w:r>
-      <w:proofErr w:type="gramStart"/>
-      <w:r>
-        <w:rPr>
-          <w:rFonts w:ascii="Calibri" w:eastAsia="Times New Roman" w:hAnsi="Calibri" w:cs="Calibri"/>
-          <w:color w:val="000000"/>
-          <w:sz w:val="22"/>
-          <w:szCs w:val="22"/>
-        </w:rPr>
-        <w:t>training</w:t>
-      </w:r>
-      <w:proofErr w:type="gramEnd"/>
-    </w:p>
-    <w:p>
-      <w:pPr>
-        <w:spacing w:before="240"/>
-        <w:outlineLvl w:val="0"/>
-        <w:rPr>
-          <w:rFonts w:ascii="Times New Roman" w:eastAsia="Times New Roman" w:hAnsi="Times New Roman" w:cs="Times New Roman"/>
-          <w:b/>
-          <w:bCs/>
-          <w:kern w:val="36"/>
-          <w:sz w:val="48"/>
-          <w:szCs w:val="48"/>
-        </w:rPr>
-      </w:pPr>
-      <w:r>
-        <w:rPr>
-          <w:rFonts w:ascii="Calibri" w:eastAsia="Times New Roman" w:hAnsi="Calibri" w:cs="Calibri"/>
-          <w:color w:val="2F5496"/>
-          <w:kern w:val="36"/>
+        <w:spacing w:after="240"/>
+        <w:rPr>
+          <w:rFonts w:ascii="Calibri" w:eastAsia="Times New Roman" w:hAnsi="Calibri" w:cs="Calibri"/>
+          <w:sz w:val="22"/>
+          <w:szCs w:val="22"/>
+        </w:rPr>
+      </w:pPr>
+      <w:r>
+        <w:rPr>
+          <w:rFonts w:ascii="Calibri" w:eastAsia="Times New Roman" w:hAnsi="Calibri" w:cs="Calibri"/>
+          <w:sz w:val="22"/>
+          <w:szCs w:val="22"/>
+        </w:rPr>
+        <w:t xml:space="preserve">Authorized members of </w:t>
+      </w:r>
+      <w:proofErr w:type="spellStart"/>
+      <w:r>
+        <w:rPr>
+          <w:rFonts w:ascii="Calibri" w:eastAsia="Times New Roman" w:hAnsi="Calibri" w:cs="Calibri"/>
+          <w:sz w:val="22"/>
+          <w:szCs w:val="22"/>
+        </w:rPr>
+        <w:t>InspireFly</w:t>
+      </w:r>
+      <w:proofErr w:type="spellEnd"/>
+    </w:p>
+    <w:p>
+      <w:pPr>
+        <w:numPr>
+          <w:ilvl w:val="0"/>
+          <w:numId w:val="10"/>
+        </w:numPr>
+        <w:spacing w:after="240"/>
+        <w:rPr>
+          <w:rFonts w:ascii="Calibri" w:eastAsia="Times New Roman" w:hAnsi="Calibri" w:cs="Calibri"/>
+          <w:sz w:val="22"/>
+          <w:szCs w:val="22"/>
+        </w:rPr>
+      </w:pPr>
+      <w:r>
+        <w:rPr>
+          <w:rFonts w:ascii="Calibri" w:eastAsia="Times New Roman" w:hAnsi="Calibri" w:cs="Calibri"/>
+          <w:sz w:val="22"/>
+          <w:szCs w:val="22"/>
+        </w:rPr>
+        <w:t>Individuals granted temporary access for Advanced Soldering or another specifically approved activity</w:t>
+      </w:r>
+    </w:p>
+    <w:p>
+      <w:pPr>
+        <w:spacing w:after="240"/>
+        <w:rPr>
+          <w:rFonts w:ascii="Calibri" w:eastAsia="Times New Roman" w:hAnsi="Calibri" w:cs="Calibri"/>
+          <w:sz w:val="22"/>
+          <w:szCs w:val="22"/>
+        </w:rPr>
+      </w:pPr>
+      <w:r>
+        <w:rPr>
+          <w:rFonts w:ascii="Calibri" w:eastAsia="Times New Roman" w:hAnsi="Calibri" w:cs="Calibri"/>
+          <w:sz w:val="22"/>
+          <w:szCs w:val="22"/>
+        </w:rPr>
+        <w:t>Swipe access is not required to attend Basic or Intermediate Soldering Training.</w:t>
+      </w:r>
+    </w:p>
+    <w:p>
+      <w:pPr>
+        <w:spacing w:after="240"/>
+        <w:rPr>
+          <w:rFonts w:ascii="Calibri" w:eastAsia="Times New Roman" w:hAnsi="Calibri" w:cs="Calibri"/>
+          <w:sz w:val="22"/>
+          <w:szCs w:val="22"/>
+        </w:rPr>
+      </w:pPr>
+      <w:r>
+        <w:rPr>
+          <w:rFonts w:ascii="Calibri" w:eastAsia="Times New Roman" w:hAnsi="Calibri" w:cs="Calibri"/>
+          <w:sz w:val="22"/>
+          <w:szCs w:val="22"/>
+        </w:rPr>
+        <w:t>Authorization to enter the ECE Design Studio does not grant permission to use all areas, equipment, components, or resources within the lab.</w:t>
+      </w:r>
+    </w:p>
+    <w:p>
+      <w:pPr>
+        <w:spacing w:after="240"/>
+        <w:rPr>
+          <w:rFonts w:ascii="Calibri" w:eastAsia="Times New Roman" w:hAnsi="Calibri" w:cs="Calibri"/>
+          <w:sz w:val="22"/>
+          <w:szCs w:val="22"/>
+        </w:rPr>
+      </w:pPr>
+      <w:r>
+        <w:rPr>
+          <w:rFonts w:ascii="Calibri" w:eastAsia="Times New Roman" w:hAnsi="Calibri" w:cs="Calibri"/>
+          <w:sz w:val="22"/>
+          <w:szCs w:val="22"/>
+        </w:rPr>
+        <w:lastRenderedPageBreak/>
+        <w:t>Students must remain within and use the resources of their designated area unless specifically authorized otherwise.</w:t>
+      </w:r>
+    </w:p>
+    <w:p>
+      <w:pPr>
+        <w:spacing w:after="240"/>
+        <w:rPr>
+          <w:rFonts w:ascii="Calibri" w:eastAsia="Times New Roman" w:hAnsi="Calibri" w:cs="Calibri"/>
+          <w:sz w:val="22"/>
+          <w:szCs w:val="22"/>
+        </w:rPr>
+      </w:pPr>
+      <w:r>
+        <w:rPr>
+          <w:rFonts w:ascii="Calibri" w:eastAsia="Times New Roman" w:hAnsi="Calibri" w:cs="Calibri"/>
+          <w:sz w:val="22"/>
+          <w:szCs w:val="22"/>
+        </w:rPr>
+        <w:t>MDE resources are intended for Senior Design and other groups specifically authorized to use the MDE side. AMP resources are reserved for active AMP members working on approved AMP projects.</w:t>
+      </w:r>
+    </w:p>
+    <w:p>
+      <w:pPr>
+        <w:rPr>
+          <w:rFonts w:ascii="Calibri" w:eastAsia="Times New Roman" w:hAnsi="Calibri" w:cs="Calibri"/>
+          <w:color w:val="4472C4" w:themeColor="accent1"/>
           <w:sz w:val="32"/>
           <w:szCs w:val="32"/>
         </w:rPr>
+      </w:pPr>
+      <w:r>
+        <w:rPr>
+          <w:rFonts w:ascii="Calibri" w:eastAsia="Times New Roman" w:hAnsi="Calibri" w:cs="Calibri"/>
+          <w:color w:val="4472C4" w:themeColor="accent1"/>
+          <w:sz w:val="32"/>
+          <w:szCs w:val="32"/>
+        </w:rPr>
         <w:t>Design Studio Food Policy</w:t>
       </w:r>
     </w:p>
     <w:p>
       <w:pPr>
-        <w:spacing w:after="160"/>
-        <w:rPr>
-          <w:rFonts w:ascii="Times New Roman" w:eastAsia="Times New Roman" w:hAnsi="Times New Roman" w:cs="Times New Roman"/>
-        </w:rPr>
-      </w:pPr>
-      <w:r>
-        <w:rPr>
-          <w:rFonts w:ascii="Calibri" w:eastAsia="Times New Roman" w:hAnsi="Calibri" w:cs="Calibri"/>
-          <w:color w:val="000000"/>
-          <w:sz w:val="22"/>
-          <w:szCs w:val="22"/>
-        </w:rPr>
-        <w:t>No food or drinks are permitted in the Design Studio.</w:t>
+        <w:spacing w:after="240"/>
+        <w:rPr>
+          <w:rFonts w:ascii="Calibri" w:eastAsia="Times New Roman" w:hAnsi="Calibri" w:cs="Calibri"/>
+          <w:sz w:val="22"/>
+          <w:szCs w:val="22"/>
+        </w:rPr>
+      </w:pPr>
+      <w:r>
+        <w:rPr>
+          <w:rFonts w:ascii="Calibri" w:eastAsia="Times New Roman" w:hAnsi="Calibri" w:cs="Calibri"/>
+          <w:sz w:val="22"/>
+          <w:szCs w:val="22"/>
+        </w:rPr>
+        <w:t>No food or drinks are permitted in the ECE Design Studio.</w:t>
       </w:r>
     </w:p>
     <w:p>
       <w:pPr>
         <w:numPr>
           <w:ilvl w:val="0"/>
-          <w:numId w:val="2"/>
+          <w:numId w:val="11"/>
         </w:numPr>
-        <w:textAlignment w:val="baseline"/>
-        <w:rPr>
-          <w:rFonts w:ascii="Noto Sans Symbols" w:eastAsia="Times New Roman" w:hAnsi="Noto Sans Symbols" w:cs="Times New Roman"/>
-          <w:color w:val="000000"/>
-          <w:sz w:val="22"/>
-          <w:szCs w:val="22"/>
-        </w:rPr>
-      </w:pPr>
-      <w:r>
-        <w:rPr>
-          <w:rFonts w:ascii="Calibri" w:eastAsia="Times New Roman" w:hAnsi="Calibri" w:cs="Calibri"/>
-          <w:color w:val="000000"/>
-          <w:sz w:val="22"/>
-          <w:szCs w:val="22"/>
-        </w:rPr>
-        <w:t>Your water bottle is OK.</w:t>
+        <w:spacing w:after="240"/>
+        <w:rPr>
+          <w:rFonts w:ascii="Calibri" w:eastAsia="Times New Roman" w:hAnsi="Calibri" w:cs="Calibri"/>
+          <w:sz w:val="22"/>
+          <w:szCs w:val="22"/>
+        </w:rPr>
+      </w:pPr>
+      <w:r>
+        <w:rPr>
+          <w:rFonts w:ascii="Calibri" w:eastAsia="Times New Roman" w:hAnsi="Calibri" w:cs="Calibri"/>
+          <w:sz w:val="22"/>
+          <w:szCs w:val="22"/>
+        </w:rPr>
+        <w:t>Water bottles are permitted.</w:t>
       </w:r>
     </w:p>
     <w:p>
       <w:pPr>
         <w:numPr>
           <w:ilvl w:val="0"/>
-          <w:numId w:val="2"/>
+          <w:numId w:val="11"/>
         </w:numPr>
-        <w:spacing w:after="160"/>
-        <w:textAlignment w:val="baseline"/>
-        <w:rPr>
-          <w:rFonts w:ascii="Noto Sans Symbols" w:eastAsia="Times New Roman" w:hAnsi="Noto Sans Symbols" w:cs="Times New Roman"/>
-          <w:color w:val="000000"/>
-          <w:sz w:val="22"/>
-          <w:szCs w:val="22"/>
-        </w:rPr>
-      </w:pPr>
-      <w:r>
-        <w:rPr>
-          <w:rFonts w:ascii="Calibri" w:eastAsia="Times New Roman" w:hAnsi="Calibri" w:cs="Calibri"/>
-          <w:color w:val="000000"/>
-          <w:sz w:val="22"/>
-          <w:szCs w:val="22"/>
-        </w:rPr>
-        <w:t xml:space="preserve">You </w:t>
-      </w:r>
-      <w:proofErr w:type="gramStart"/>
-      <w:r>
-        <w:rPr>
-          <w:rFonts w:ascii="Calibri" w:eastAsia="Times New Roman" w:hAnsi="Calibri" w:cs="Calibri"/>
-          <w:color w:val="000000"/>
-          <w:sz w:val="22"/>
-          <w:szCs w:val="22"/>
-        </w:rPr>
-        <w:t>may</w:t>
-      </w:r>
-      <w:proofErr w:type="gramEnd"/>
-      <w:r>
-        <w:rPr>
-          <w:rFonts w:ascii="Calibri" w:eastAsia="Times New Roman" w:hAnsi="Calibri" w:cs="Calibri"/>
-          <w:color w:val="000000"/>
-          <w:sz w:val="22"/>
-          <w:szCs w:val="22"/>
-        </w:rPr>
-        <w:t xml:space="preserve"> eat in the Conference Room.</w:t>
-      </w:r>
-    </w:p>
-    <w:p>
-      <w:pPr>
-        <w:spacing w:before="240"/>
-        <w:outlineLvl w:val="0"/>
-        <w:rPr>
-          <w:rFonts w:ascii="Times New Roman" w:eastAsia="Times New Roman" w:hAnsi="Times New Roman" w:cs="Times New Roman"/>
-          <w:b/>
-          <w:bCs/>
-          <w:kern w:val="36"/>
-          <w:sz w:val="48"/>
-          <w:szCs w:val="48"/>
-        </w:rPr>
-      </w:pPr>
-      <w:r>
-        <w:rPr>
-          <w:rFonts w:ascii="Calibri" w:eastAsia="Times New Roman" w:hAnsi="Calibri" w:cs="Calibri"/>
-          <w:color w:val="2F5496"/>
-          <w:kern w:val="36"/>
+        <w:spacing w:after="240"/>
+        <w:rPr>
+          <w:rFonts w:ascii="Calibri" w:eastAsia="Times New Roman" w:hAnsi="Calibri" w:cs="Calibri"/>
+          <w:sz w:val="22"/>
+          <w:szCs w:val="22"/>
+        </w:rPr>
+      </w:pPr>
+      <w:r>
+        <w:rPr>
+          <w:rFonts w:ascii="Calibri" w:eastAsia="Times New Roman" w:hAnsi="Calibri" w:cs="Calibri"/>
+          <w:sz w:val="22"/>
+          <w:szCs w:val="22"/>
+        </w:rPr>
+        <w:t>Food may be consumed in the Conference Room.</w:t>
+      </w:r>
+    </w:p>
+    <w:p>
+      <w:pPr>
+        <w:rPr>
+          <w:rFonts w:ascii="Calibri" w:eastAsia="Times New Roman" w:hAnsi="Calibri" w:cs="Calibri"/>
+          <w:color w:val="4472C4" w:themeColor="accent1"/>
           <w:sz w:val="32"/>
           <w:szCs w:val="32"/>
         </w:rPr>
+      </w:pPr>
+      <w:r>
+        <w:rPr>
+          <w:rFonts w:ascii="Calibri" w:eastAsia="Times New Roman" w:hAnsi="Calibri" w:cs="Calibri"/>
+          <w:color w:val="4472C4" w:themeColor="accent1"/>
+          <w:sz w:val="32"/>
+          <w:szCs w:val="32"/>
+        </w:rPr>
         <w:t>Buddy System</w:t>
       </w:r>
     </w:p>
     <w:p>
       <w:pPr>
-        <w:spacing w:after="160"/>
-        <w:rPr>
-          <w:rFonts w:ascii="Times New Roman" w:eastAsia="Times New Roman" w:hAnsi="Times New Roman" w:cs="Times New Roman"/>
-        </w:rPr>
-      </w:pPr>
-      <w:r>
-        <w:rPr>
-          <w:rFonts w:ascii="Calibri" w:eastAsia="Times New Roman" w:hAnsi="Calibri" w:cs="Calibri"/>
-          <w:color w:val="000000"/>
-          <w:sz w:val="22"/>
-          <w:szCs w:val="22"/>
-        </w:rPr>
-        <w:t xml:space="preserve">Between 8 am and 5 pm, Monday through Friday, you may work alone. </w:t>
-      </w:r>
-      <w:proofErr w:type="gramStart"/>
-      <w:r>
-        <w:rPr>
-          <w:rFonts w:ascii="Calibri" w:eastAsia="Times New Roman" w:hAnsi="Calibri" w:cs="Calibri"/>
-          <w:b/>
-          <w:bCs/>
-          <w:color w:val="000000"/>
-          <w:sz w:val="22"/>
-          <w:szCs w:val="22"/>
-        </w:rPr>
-        <w:t>Any</w:t>
-      </w:r>
-      <w:proofErr w:type="gramEnd"/>
-      <w:r>
-        <w:rPr>
-          <w:rFonts w:ascii="Calibri" w:eastAsia="Times New Roman" w:hAnsi="Calibri" w:cs="Calibri"/>
-          <w:b/>
-          <w:bCs/>
-          <w:color w:val="000000"/>
-          <w:sz w:val="22"/>
-          <w:szCs w:val="22"/>
-        </w:rPr>
-        <w:t xml:space="preserve"> other hours, you must have a buddy accompanying you.</w:t>
-      </w:r>
-      <w:r>
-        <w:rPr>
-          <w:rFonts w:ascii="Calibri" w:eastAsia="Times New Roman" w:hAnsi="Calibri" w:cs="Calibri"/>
-          <w:color w:val="000000"/>
-          <w:sz w:val="22"/>
-          <w:szCs w:val="22"/>
-        </w:rPr>
-        <w:t xml:space="preserve"> In the event you are injured, your buddy will be able to call for help.</w:t>
+        <w:spacing w:after="240"/>
+        <w:rPr>
+          <w:rFonts w:ascii="Calibri" w:eastAsia="Times New Roman" w:hAnsi="Calibri" w:cs="Calibri"/>
+          <w:sz w:val="22"/>
+          <w:szCs w:val="22"/>
+        </w:rPr>
+      </w:pPr>
+      <w:r>
+        <w:rPr>
+          <w:rFonts w:ascii="Calibri" w:eastAsia="Times New Roman" w:hAnsi="Calibri" w:cs="Calibri"/>
+          <w:sz w:val="22"/>
+          <w:szCs w:val="22"/>
+        </w:rPr>
+        <w:t>Between 8:00 AM and 5:00 PM, Monday through Friday, authorized users may work alone.</w:t>
+      </w:r>
+    </w:p>
+    <w:p>
+      <w:pPr>
+        <w:spacing w:after="240"/>
+        <w:rPr>
+          <w:rFonts w:ascii="Calibri" w:eastAsia="Times New Roman" w:hAnsi="Calibri" w:cs="Calibri"/>
+          <w:sz w:val="22"/>
+          <w:szCs w:val="22"/>
+        </w:rPr>
+      </w:pPr>
+      <w:r>
+        <w:rPr>
+          <w:rFonts w:ascii="Calibri" w:eastAsia="Times New Roman" w:hAnsi="Calibri" w:cs="Calibri"/>
+          <w:sz w:val="22"/>
+          <w:szCs w:val="22"/>
+        </w:rPr>
+        <w:t>Outside of these hours, an authorized user must have a buddy accompanying them. In the event of an injury or emergency, the buddy must be able to call for assistance.</w:t>
       </w:r>
     </w:p>
     <w:p>
       <w:pPr>
         <w:numPr>
           <w:ilvl w:val="0"/>
-          <w:numId w:val="3"/>
+          <w:numId w:val="12"/>
         </w:numPr>
-        <w:textAlignment w:val="baseline"/>
-        <w:rPr>
-          <w:rFonts w:ascii="Noto Sans Symbols" w:eastAsia="Times New Roman" w:hAnsi="Noto Sans Symbols" w:cs="Times New Roman"/>
-          <w:color w:val="000000"/>
-          <w:sz w:val="22"/>
-          <w:szCs w:val="22"/>
-        </w:rPr>
-      </w:pPr>
-      <w:r>
-        <w:rPr>
-          <w:rFonts w:ascii="Calibri" w:eastAsia="Times New Roman" w:hAnsi="Calibri" w:cs="Calibri"/>
-          <w:color w:val="000000"/>
-          <w:sz w:val="22"/>
-          <w:szCs w:val="22"/>
-        </w:rPr>
-        <w:t>A guest may be a buddy. </w:t>
+        <w:spacing w:after="240"/>
+        <w:rPr>
+          <w:rFonts w:ascii="Calibri" w:eastAsia="Times New Roman" w:hAnsi="Calibri" w:cs="Calibri"/>
+          <w:sz w:val="22"/>
+          <w:szCs w:val="22"/>
+        </w:rPr>
+      </w:pPr>
+      <w:r>
+        <w:rPr>
+          <w:rFonts w:ascii="Calibri" w:eastAsia="Times New Roman" w:hAnsi="Calibri" w:cs="Calibri"/>
+          <w:sz w:val="22"/>
+          <w:szCs w:val="22"/>
+        </w:rPr>
+        <w:t>A guest may serve as a buddy.</w:t>
       </w:r>
     </w:p>
     <w:p>
       <w:pPr>
         <w:numPr>
           <w:ilvl w:val="0"/>
-          <w:numId w:val="3"/>
+          <w:numId w:val="12"/>
         </w:numPr>
-        <w:spacing w:after="160"/>
-        <w:textAlignment w:val="baseline"/>
-        <w:rPr>
-          <w:rFonts w:ascii="Noto Sans Symbols" w:eastAsia="Times New Roman" w:hAnsi="Noto Sans Symbols" w:cs="Times New Roman"/>
-          <w:color w:val="000000"/>
-          <w:sz w:val="22"/>
-          <w:szCs w:val="22"/>
-        </w:rPr>
-      </w:pPr>
-      <w:r>
-        <w:rPr>
-          <w:rFonts w:ascii="Calibri" w:eastAsia="Times New Roman" w:hAnsi="Calibri" w:cs="Calibri"/>
-          <w:color w:val="000000"/>
-          <w:sz w:val="22"/>
-          <w:szCs w:val="22"/>
-        </w:rPr>
-        <w:t>The authorized user is responsible for the proper behavior of the guest.</w:t>
-      </w:r>
-    </w:p>
-    <w:p>
-      <w:pPr>
-        <w:spacing w:before="240"/>
-        <w:outlineLvl w:val="0"/>
-        <w:rPr>
-          <w:rFonts w:ascii="Times New Roman" w:eastAsia="Times New Roman" w:hAnsi="Times New Roman" w:cs="Times New Roman"/>
-          <w:b/>
-          <w:bCs/>
-          <w:kern w:val="36"/>
-          <w:sz w:val="48"/>
-          <w:szCs w:val="48"/>
-        </w:rPr>
-      </w:pPr>
-      <w:r>
-        <w:rPr>
-          <w:rFonts w:ascii="Calibri" w:eastAsia="Times New Roman" w:hAnsi="Calibri" w:cs="Calibri"/>
-          <w:color w:val="2F5496"/>
-          <w:kern w:val="36"/>
+        <w:spacing w:after="240"/>
+        <w:rPr>
+          <w:rFonts w:ascii="Calibri" w:eastAsia="Times New Roman" w:hAnsi="Calibri" w:cs="Calibri"/>
+          <w:sz w:val="22"/>
+          <w:szCs w:val="22"/>
+        </w:rPr>
+      </w:pPr>
+      <w:r>
+        <w:rPr>
+          <w:rFonts w:ascii="Calibri" w:eastAsia="Times New Roman" w:hAnsi="Calibri" w:cs="Calibri"/>
+          <w:sz w:val="22"/>
+          <w:szCs w:val="22"/>
+        </w:rPr>
+        <w:t>The authorized user is responsible for the proper behavior of their guest.</w:t>
+      </w:r>
+    </w:p>
+    <w:p>
+      <w:pPr>
+        <w:numPr>
+          <w:ilvl w:val="0"/>
+          <w:numId w:val="12"/>
+        </w:numPr>
+        <w:spacing w:after="240"/>
+        <w:rPr>
+          <w:rFonts w:ascii="Calibri" w:eastAsia="Times New Roman" w:hAnsi="Calibri" w:cs="Calibri"/>
+          <w:sz w:val="22"/>
+          <w:szCs w:val="22"/>
+        </w:rPr>
+      </w:pPr>
+      <w:r>
+        <w:rPr>
+          <w:rFonts w:ascii="Calibri" w:eastAsia="Times New Roman" w:hAnsi="Calibri" w:cs="Calibri"/>
+          <w:sz w:val="22"/>
+          <w:szCs w:val="22"/>
+        </w:rPr>
+        <w:t>Guests are not authorized to independently use laboratory equipment or resources.</w:t>
+      </w:r>
+    </w:p>
+    <w:p>
+      <w:pPr>
+        <w:rPr>
+          <w:rFonts w:ascii="Calibri" w:eastAsia="Times New Roman" w:hAnsi="Calibri" w:cs="Calibri"/>
+          <w:color w:val="4472C4" w:themeColor="accent1"/>
           <w:sz w:val="32"/>
           <w:szCs w:val="32"/>
         </w:rPr>
-        <w:t>Soldering</w:t>
-      </w:r>
-    </w:p>
-    <w:p>
-      <w:pPr>
-        <w:spacing w:after="160"/>
-        <w:rPr>
-          <w:rFonts w:ascii="Times New Roman" w:eastAsia="Times New Roman" w:hAnsi="Times New Roman" w:cs="Times New Roman"/>
-        </w:rPr>
-      </w:pPr>
-      <w:r>
-        <w:rPr>
-          <w:rFonts w:ascii="Calibri" w:eastAsia="Times New Roman" w:hAnsi="Calibri" w:cs="Calibri"/>
-          <w:color w:val="000000"/>
-          <w:sz w:val="22"/>
-          <w:szCs w:val="22"/>
-        </w:rPr>
-        <w:t xml:space="preserve">After passing the Safety </w:t>
-      </w:r>
-      <w:r>
-        <w:rPr>
-          <w:rFonts w:ascii="Calibri" w:eastAsia="Times New Roman" w:hAnsi="Calibri" w:cs="Calibri"/>
-          <w:color w:val="000000"/>
-          <w:sz w:val="22"/>
-          <w:szCs w:val="22"/>
-        </w:rPr>
-        <w:t>Training and taking the basic soldering instruction (provided by the Amp Lab)</w:t>
-      </w:r>
-      <w:r>
-        <w:rPr>
-          <w:rFonts w:ascii="Calibri" w:eastAsia="Times New Roman" w:hAnsi="Calibri" w:cs="Calibri"/>
-          <w:color w:val="000000"/>
-          <w:sz w:val="22"/>
-          <w:szCs w:val="22"/>
-        </w:rPr>
-        <w:t xml:space="preserve">, ECE students may use the shared soldering equipment. This includes ECE 4805/6 students, IEEE students, </w:t>
-      </w:r>
-      <w:r>
-        <w:rPr>
-          <w:rFonts w:ascii="Calibri" w:eastAsia="Times New Roman" w:hAnsi="Calibri" w:cs="Calibri"/>
-          <w:color w:val="000000"/>
-          <w:sz w:val="22"/>
-          <w:szCs w:val="22"/>
-        </w:rPr>
-        <w:t xml:space="preserve">Amp Lab Members, </w:t>
-      </w:r>
-      <w:r>
-        <w:rPr>
-          <w:rFonts w:ascii="Calibri" w:eastAsia="Times New Roman" w:hAnsi="Calibri" w:cs="Calibri"/>
-          <w:color w:val="000000"/>
-          <w:sz w:val="22"/>
-          <w:szCs w:val="22"/>
-        </w:rPr>
-        <w:t>and others by permission.</w:t>
-      </w:r>
-    </w:p>
-    <w:p>
-      <w:pPr>
-        <w:spacing w:after="160"/>
-        <w:rPr>
-          <w:rFonts w:ascii="Times New Roman" w:eastAsia="Times New Roman" w:hAnsi="Times New Roman" w:cs="Times New Roman"/>
-        </w:rPr>
-      </w:pPr>
-      <w:r>
-        <w:rPr>
-          <w:rFonts w:ascii="Calibri" w:eastAsia="Times New Roman" w:hAnsi="Calibri" w:cs="Calibri"/>
-          <w:color w:val="000000"/>
-          <w:sz w:val="22"/>
-          <w:szCs w:val="22"/>
-        </w:rPr>
-        <w:t xml:space="preserve">To get trained, sign up for a training here: </w:t>
-      </w:r>
-      <w:proofErr w:type="gramStart"/>
-      <w:r>
-        <w:rPr>
-          <w:rFonts w:ascii="Calibri" w:eastAsia="Times New Roman" w:hAnsi="Calibri" w:cs="Calibri"/>
-          <w:color w:val="000000"/>
-          <w:sz w:val="22"/>
-          <w:szCs w:val="22"/>
-        </w:rPr>
-        <w:t>https://amp-lab.org/soldering</w:t>
-      </w:r>
-      <w:proofErr w:type="gramEnd"/>
-    </w:p>
-    <w:p>
-      <w:pPr>
-        <w:spacing w:after="160"/>
-        <w:rPr>
-          <w:rFonts w:ascii="Times New Roman" w:eastAsia="Times New Roman" w:hAnsi="Times New Roman" w:cs="Times New Roman"/>
-        </w:rPr>
-      </w:pPr>
-      <w:r>
-        <w:rPr>
-          <w:rFonts w:ascii="Calibri" w:eastAsia="Times New Roman" w:hAnsi="Calibri" w:cs="Calibri"/>
-          <w:b/>
-          <w:bCs/>
-          <w:color w:val="000000"/>
-          <w:sz w:val="22"/>
-          <w:szCs w:val="22"/>
-        </w:rPr>
-        <w:t xml:space="preserve">Safety glasses must be </w:t>
-      </w:r>
-      <w:proofErr w:type="gramStart"/>
-      <w:r>
-        <w:rPr>
-          <w:rFonts w:ascii="Calibri" w:eastAsia="Times New Roman" w:hAnsi="Calibri" w:cs="Calibri"/>
-          <w:b/>
-          <w:bCs/>
-          <w:color w:val="000000"/>
-          <w:sz w:val="22"/>
-          <w:szCs w:val="22"/>
-        </w:rPr>
-        <w:t>worn at all times</w:t>
-      </w:r>
-      <w:proofErr w:type="gramEnd"/>
-      <w:r>
-        <w:rPr>
-          <w:rFonts w:ascii="Calibri" w:eastAsia="Times New Roman" w:hAnsi="Calibri" w:cs="Calibri"/>
-          <w:b/>
-          <w:bCs/>
-          <w:color w:val="000000"/>
-          <w:sz w:val="22"/>
-          <w:szCs w:val="22"/>
-        </w:rPr>
-        <w:t xml:space="preserve"> while soldering.</w:t>
-      </w:r>
-    </w:p>
-    <w:p>
-      <w:pPr>
-        <w:spacing w:after="160"/>
-        <w:rPr>
-          <w:rFonts w:ascii="Times New Roman" w:eastAsia="Times New Roman" w:hAnsi="Times New Roman" w:cs="Times New Roman"/>
-        </w:rPr>
-      </w:pPr>
-      <w:r>
-        <w:rPr>
-          <w:rFonts w:ascii="Calibri" w:eastAsia="Times New Roman" w:hAnsi="Calibri" w:cs="Calibri"/>
-          <w:b/>
-          <w:bCs/>
-          <w:i/>
-          <w:iCs/>
-          <w:color w:val="000000"/>
-          <w:sz w:val="22"/>
-          <w:szCs w:val="22"/>
-        </w:rPr>
-        <w:t>Not adhering to the safety protocol is considered an offense.</w:t>
-      </w:r>
-    </w:p>
-    <w:p>
-      <w:pPr>
-        <w:spacing w:before="240"/>
-        <w:outlineLvl w:val="0"/>
-        <w:rPr>
-          <w:rFonts w:ascii="Times New Roman" w:eastAsia="Times New Roman" w:hAnsi="Times New Roman" w:cs="Times New Roman"/>
-          <w:b/>
-          <w:bCs/>
-          <w:kern w:val="36"/>
-          <w:sz w:val="48"/>
-          <w:szCs w:val="48"/>
-        </w:rPr>
-      </w:pPr>
-      <w:r>
-        <w:rPr>
-          <w:rFonts w:ascii="Calibri" w:eastAsia="Times New Roman" w:hAnsi="Calibri" w:cs="Calibri"/>
-          <w:color w:val="2F5496"/>
-          <w:kern w:val="36"/>
+      </w:pPr>
+      <w:r>
+        <w:rPr>
+          <w:rFonts w:ascii="Calibri" w:eastAsia="Times New Roman" w:hAnsi="Calibri" w:cs="Calibri"/>
+          <w:color w:val="4472C4" w:themeColor="accent1"/>
           <w:sz w:val="32"/>
           <w:szCs w:val="32"/>
         </w:rPr>
-        <w:t>Equipment Relocation</w:t>
-      </w:r>
-    </w:p>
-    <w:p>
-      <w:pPr>
-        <w:spacing w:after="160"/>
-        <w:rPr>
-          <w:rFonts w:ascii="Times New Roman" w:eastAsia="Times New Roman" w:hAnsi="Times New Roman" w:cs="Times New Roman"/>
-        </w:rPr>
-      </w:pPr>
-      <w:r>
-        <w:rPr>
-          <w:rFonts w:ascii="Calibri" w:eastAsia="Times New Roman" w:hAnsi="Calibri" w:cs="Calibri"/>
-          <w:color w:val="000000"/>
-          <w:sz w:val="22"/>
-          <w:szCs w:val="22"/>
-        </w:rPr>
-        <w:lastRenderedPageBreak/>
-        <w:t>Students may move instruments from one bench to another if that instrument is not currently being used by another student. Return to original location when done.</w:t>
-      </w:r>
-    </w:p>
-    <w:p>
-      <w:pPr>
-        <w:spacing w:after="160"/>
-        <w:rPr>
-          <w:rFonts w:ascii="Calibri" w:eastAsia="Times New Roman" w:hAnsi="Calibri" w:cs="Calibri"/>
-          <w:color w:val="000000"/>
-          <w:sz w:val="22"/>
-          <w:szCs w:val="22"/>
-        </w:rPr>
-      </w:pPr>
-      <w:r>
-        <w:rPr>
-          <w:rFonts w:ascii="Calibri" w:eastAsia="Times New Roman" w:hAnsi="Calibri" w:cs="Calibri"/>
-          <w:color w:val="000000"/>
-          <w:sz w:val="22"/>
-          <w:szCs w:val="22"/>
-        </w:rPr>
-        <w:t>Only ECE faculty members are allowed to move instructional lab equipment from one lab to another.</w:t>
-      </w:r>
-    </w:p>
-    <w:p>
-      <w:pPr>
-        <w:spacing w:after="160"/>
-        <w:rPr>
-          <w:rFonts w:ascii="Times New Roman" w:eastAsia="Times New Roman" w:hAnsi="Times New Roman" w:cs="Times New Roman"/>
-        </w:rPr>
-      </w:pPr>
-    </w:p>
-    <w:p>
-      <w:pPr>
-        <w:spacing w:before="240"/>
-        <w:outlineLvl w:val="0"/>
-        <w:rPr>
-          <w:rFonts w:ascii="Times New Roman" w:eastAsia="Times New Roman" w:hAnsi="Times New Roman" w:cs="Times New Roman"/>
-          <w:b/>
-          <w:bCs/>
-          <w:kern w:val="36"/>
-          <w:sz w:val="48"/>
-          <w:szCs w:val="48"/>
-        </w:rPr>
-      </w:pPr>
-      <w:r>
-        <w:rPr>
-          <w:rFonts w:ascii="Calibri" w:eastAsia="Times New Roman" w:hAnsi="Calibri" w:cs="Calibri"/>
-          <w:color w:val="2F5496"/>
-          <w:kern w:val="36"/>
+        <w:t>Soldering</w:t>
+      </w:r>
+    </w:p>
+    <w:p>
+      <w:pPr>
+        <w:spacing w:after="240"/>
+        <w:rPr>
+          <w:rFonts w:ascii="Calibri" w:eastAsia="Times New Roman" w:hAnsi="Calibri" w:cs="Calibri"/>
+          <w:sz w:val="22"/>
+          <w:szCs w:val="22"/>
+        </w:rPr>
+      </w:pPr>
+      <w:r>
+        <w:rPr>
+          <w:rFonts w:ascii="Calibri" w:eastAsia="Times New Roman" w:hAnsi="Calibri" w:cs="Calibri"/>
+          <w:sz w:val="22"/>
+          <w:szCs w:val="22"/>
+        </w:rPr>
+        <w:t>Students must complete the required safety training and Basic Soldering Training before independently using the shared soldering equipment.</w:t>
+      </w:r>
+    </w:p>
+    <w:p>
+      <w:pPr>
+        <w:spacing w:after="240"/>
+        <w:rPr>
+          <w:rFonts w:ascii="Calibri" w:eastAsia="Times New Roman" w:hAnsi="Calibri" w:cs="Calibri"/>
+          <w:sz w:val="22"/>
+          <w:szCs w:val="22"/>
+        </w:rPr>
+      </w:pPr>
+      <w:r>
+        <w:rPr>
+          <w:rFonts w:ascii="Calibri" w:eastAsia="Times New Roman" w:hAnsi="Calibri" w:cs="Calibri"/>
+          <w:sz w:val="22"/>
+          <w:szCs w:val="22"/>
+        </w:rPr>
+        <w:t>Intermediate Soldering Training may only be completed after Basic Soldering Training has been successfully completed. Advanced Soldering Training may require additional approval and scheduling.</w:t>
+      </w:r>
+    </w:p>
+    <w:p>
+      <w:pPr>
+        <w:spacing w:after="240"/>
+        <w:rPr>
+          <w:rFonts w:ascii="Calibri" w:eastAsia="Times New Roman" w:hAnsi="Calibri" w:cs="Calibri"/>
+          <w:sz w:val="22"/>
+          <w:szCs w:val="22"/>
+        </w:rPr>
+      </w:pPr>
+      <w:r>
+        <w:rPr>
+          <w:rFonts w:ascii="Calibri" w:eastAsia="Times New Roman" w:hAnsi="Calibri" w:cs="Calibri"/>
+          <w:sz w:val="22"/>
+          <w:szCs w:val="22"/>
+        </w:rPr>
+        <w:t>Soldering training information and available sessions can be found at:</w:t>
+      </w:r>
+    </w:p>
+    <w:p>
+      <w:pPr>
+        <w:spacing w:after="240"/>
+        <w:rPr>
+          <w:rFonts w:ascii="Calibri" w:eastAsia="Times New Roman" w:hAnsi="Calibri" w:cs="Calibri"/>
+          <w:sz w:val="22"/>
+          <w:szCs w:val="22"/>
+        </w:rPr>
+      </w:pPr>
+      <w:hyperlink r:id="rId7" w:history="1">
+        <w:r>
+          <w:rPr>
+            <w:rStyle w:val="Hyperlink"/>
+            <w:rFonts w:ascii="Calibri" w:eastAsia="Times New Roman" w:hAnsi="Calibri" w:cs="Calibri"/>
+            <w:sz w:val="22"/>
+            <w:szCs w:val="22"/>
+          </w:rPr>
+          <w:t>https://amp-lab.org/soldering</w:t>
+        </w:r>
+      </w:hyperlink>
+    </w:p>
+    <w:p>
+      <w:pPr>
+        <w:spacing w:after="240"/>
+        <w:rPr>
+          <w:rFonts w:ascii="Calibri" w:eastAsia="Times New Roman" w:hAnsi="Calibri" w:cs="Calibri"/>
+          <w:sz w:val="22"/>
+          <w:szCs w:val="22"/>
+        </w:rPr>
+      </w:pPr>
+      <w:r>
+        <w:rPr>
+          <w:rFonts w:ascii="Calibri" w:eastAsia="Times New Roman" w:hAnsi="Calibri" w:cs="Calibri"/>
+          <w:sz w:val="22"/>
+          <w:szCs w:val="22"/>
+        </w:rPr>
+        <w:t>Safety glasses must be worn at all times while soldering.</w:t>
+      </w:r>
+    </w:p>
+    <w:p>
+      <w:pPr>
+        <w:spacing w:after="240"/>
+        <w:rPr>
+          <w:rFonts w:ascii="Calibri" w:eastAsia="Times New Roman" w:hAnsi="Calibri" w:cs="Calibri"/>
+          <w:sz w:val="22"/>
+          <w:szCs w:val="22"/>
+        </w:rPr>
+      </w:pPr>
+      <w:r>
+        <w:rPr>
+          <w:rFonts w:ascii="Calibri" w:eastAsia="Times New Roman" w:hAnsi="Calibri" w:cs="Calibri"/>
+          <w:sz w:val="22"/>
+          <w:szCs w:val="22"/>
+        </w:rPr>
+        <w:t>Failure to follow soldering or laboratory safety procedures is considered an offense.</w:t>
+      </w:r>
+    </w:p>
+    <w:p>
+      <w:pPr>
+        <w:rPr>
+          <w:rFonts w:ascii="Calibri" w:eastAsia="Times New Roman" w:hAnsi="Calibri" w:cs="Calibri"/>
+          <w:color w:val="4472C4" w:themeColor="accent1"/>
           <w:sz w:val="32"/>
           <w:szCs w:val="32"/>
         </w:rPr>
-        <w:t>Equipment Treatment</w:t>
-      </w:r>
-    </w:p>
-    <w:p>
-      <w:pPr>
-        <w:spacing w:after="160"/>
-        <w:rPr>
-          <w:rFonts w:ascii="Times New Roman" w:eastAsia="Times New Roman" w:hAnsi="Times New Roman" w:cs="Times New Roman"/>
-        </w:rPr>
-      </w:pPr>
-      <w:r>
-        <w:rPr>
-          <w:rFonts w:ascii="Calibri" w:eastAsia="Times New Roman" w:hAnsi="Calibri" w:cs="Calibri"/>
-          <w:color w:val="000000"/>
-          <w:sz w:val="22"/>
-          <w:szCs w:val="22"/>
-        </w:rPr>
-        <w:t>The Design Studio contains expensive, precision electrical test equipment that can easily be damaged. We encourage everyone to use this equipment but if you’re not familiar with the correct operation, don’t make any attempts! Ask your professor/mentor/colleague for help. </w:t>
-      </w:r>
-    </w:p>
-    <w:p>
-      <w:pPr>
-        <w:spacing w:after="160"/>
-        <w:rPr>
-          <w:rFonts w:ascii="Times New Roman" w:eastAsia="Times New Roman" w:hAnsi="Times New Roman" w:cs="Times New Roman"/>
-        </w:rPr>
-      </w:pPr>
-      <w:r>
-        <w:rPr>
-          <w:rFonts w:ascii="Calibri" w:eastAsia="Times New Roman" w:hAnsi="Calibri" w:cs="Calibri"/>
-          <w:b/>
-          <w:bCs/>
-          <w:i/>
-          <w:iCs/>
-          <w:color w:val="000000"/>
-          <w:sz w:val="22"/>
-          <w:szCs w:val="22"/>
-        </w:rPr>
-        <w:t>Abusing equipment is considered an offense.</w:t>
-      </w:r>
-    </w:p>
-    <w:p>
-      <w:pPr>
-        <w:rPr>
-          <w:rFonts w:ascii="Times New Roman" w:eastAsia="Times New Roman" w:hAnsi="Times New Roman" w:cs="Times New Roman"/>
-        </w:rPr>
-      </w:pPr>
-    </w:p>
-    <w:p>
-      <w:pPr>
-        <w:spacing w:before="240"/>
-        <w:outlineLvl w:val="0"/>
-        <w:rPr>
-          <w:rFonts w:ascii="Times New Roman" w:eastAsia="Times New Roman" w:hAnsi="Times New Roman" w:cs="Times New Roman"/>
-          <w:b/>
-          <w:bCs/>
-          <w:kern w:val="36"/>
-          <w:sz w:val="48"/>
-          <w:szCs w:val="48"/>
-        </w:rPr>
-      </w:pPr>
-      <w:r>
-        <w:rPr>
-          <w:rFonts w:ascii="Calibri" w:eastAsia="Times New Roman" w:hAnsi="Calibri" w:cs="Calibri"/>
-          <w:color w:val="2F5496"/>
-          <w:kern w:val="36"/>
+      </w:pPr>
+      <w:r>
+        <w:rPr>
+          <w:rFonts w:ascii="Calibri" w:eastAsia="Times New Roman" w:hAnsi="Calibri" w:cs="Calibri"/>
+          <w:color w:val="4472C4" w:themeColor="accent1"/>
           <w:sz w:val="32"/>
           <w:szCs w:val="32"/>
         </w:rPr>
-        <w:t>Material Handling</w:t>
-      </w:r>
-    </w:p>
-    <w:p>
-      <w:pPr>
-        <w:spacing w:after="160"/>
-        <w:rPr>
-          <w:rFonts w:ascii="Times New Roman" w:eastAsia="Times New Roman" w:hAnsi="Times New Roman" w:cs="Times New Roman"/>
-        </w:rPr>
-      </w:pPr>
-      <w:r>
-        <w:rPr>
-          <w:rFonts w:ascii="Calibri" w:eastAsia="Times New Roman" w:hAnsi="Calibri" w:cs="Calibri"/>
-          <w:color w:val="000000"/>
-          <w:sz w:val="22"/>
-          <w:szCs w:val="22"/>
-        </w:rPr>
-        <w:t>Students may need to use various materials (metal/plastic/wood) in the completion of their projects.</w:t>
-      </w:r>
-    </w:p>
-    <w:p>
-      <w:pPr>
-        <w:spacing w:after="160"/>
-        <w:rPr>
-          <w:rFonts w:ascii="Times New Roman" w:eastAsia="Times New Roman" w:hAnsi="Times New Roman" w:cs="Times New Roman"/>
-        </w:rPr>
-      </w:pPr>
-      <w:r>
-        <w:rPr>
-          <w:rFonts w:ascii="Calibri" w:eastAsia="Times New Roman" w:hAnsi="Calibri" w:cs="Calibri"/>
-          <w:color w:val="000000"/>
-          <w:sz w:val="22"/>
-          <w:szCs w:val="22"/>
-        </w:rPr>
-        <w:t>Do not use the workbenches in the Design Studio as a material cutting platform. Shavings and debris can damage the equipment. </w:t>
-      </w:r>
-    </w:p>
-    <w:p>
-      <w:pPr>
-        <w:spacing w:after="160"/>
-        <w:rPr>
-          <w:rFonts w:ascii="Times New Roman" w:eastAsia="Times New Roman" w:hAnsi="Times New Roman" w:cs="Times New Roman"/>
-        </w:rPr>
-      </w:pPr>
-      <w:r>
-        <w:rPr>
-          <w:rFonts w:ascii="Calibri" w:eastAsia="Times New Roman" w:hAnsi="Calibri" w:cs="Calibri"/>
-          <w:color w:val="000000"/>
-          <w:sz w:val="22"/>
-          <w:szCs w:val="22"/>
-        </w:rPr>
-        <w:t xml:space="preserve">The AMP Lab contains a dedicated workbench for </w:t>
-      </w:r>
-      <w:proofErr w:type="gramStart"/>
-      <w:r>
-        <w:rPr>
-          <w:rFonts w:ascii="Calibri" w:eastAsia="Times New Roman" w:hAnsi="Calibri" w:cs="Calibri"/>
-          <w:color w:val="000000"/>
-          <w:sz w:val="22"/>
-          <w:szCs w:val="22"/>
-        </w:rPr>
-        <w:t>such</w:t>
-      </w:r>
-      <w:proofErr w:type="gramEnd"/>
-      <w:r>
-        <w:rPr>
-          <w:rFonts w:ascii="Calibri" w:eastAsia="Times New Roman" w:hAnsi="Calibri" w:cs="Calibri"/>
-          <w:color w:val="000000"/>
-          <w:sz w:val="22"/>
-          <w:szCs w:val="22"/>
-        </w:rPr>
-        <w:t xml:space="preserve"> purpose. It has a wooden top and is located along the wall in front of the advanced soldering room.</w:t>
-      </w:r>
-    </w:p>
-    <w:p>
-      <w:pPr>
-        <w:rPr>
-          <w:rFonts w:ascii="Times New Roman" w:eastAsia="Times New Roman" w:hAnsi="Times New Roman" w:cs="Times New Roman"/>
-        </w:rPr>
-      </w:pPr>
-    </w:p>
-    <w:p>
-      <w:pPr>
-        <w:spacing w:before="240"/>
-        <w:outlineLvl w:val="0"/>
-        <w:rPr>
-          <w:rFonts w:ascii="Times New Roman" w:eastAsia="Times New Roman" w:hAnsi="Times New Roman" w:cs="Times New Roman"/>
-          <w:b/>
-          <w:bCs/>
-          <w:kern w:val="36"/>
-          <w:sz w:val="48"/>
-          <w:szCs w:val="48"/>
-        </w:rPr>
-      </w:pPr>
-      <w:r>
-        <w:rPr>
-          <w:rFonts w:ascii="Calibri" w:eastAsia="Times New Roman" w:hAnsi="Calibri" w:cs="Calibri"/>
-          <w:color w:val="2F5496"/>
-          <w:kern w:val="36"/>
+        <w:t>Equipment Relocation</w:t>
+      </w:r>
+    </w:p>
+    <w:p>
+      <w:pPr>
+        <w:spacing w:after="240"/>
+        <w:rPr>
+          <w:rFonts w:ascii="Calibri" w:eastAsia="Times New Roman" w:hAnsi="Calibri" w:cs="Calibri"/>
+          <w:sz w:val="22"/>
+          <w:szCs w:val="22"/>
+        </w:rPr>
+      </w:pPr>
+      <w:r>
+        <w:rPr>
+          <w:rFonts w:ascii="Calibri" w:eastAsia="Times New Roman" w:hAnsi="Calibri" w:cs="Calibri"/>
+          <w:sz w:val="22"/>
+          <w:szCs w:val="22"/>
+        </w:rPr>
+        <w:t>On the AMP side of the ECE Design Studio, tools may not be relocated from their designated locations. AMP tools must remain at their assigned workbenches or storage locations unless moved by ECE faculty, the Lab Supervisor, or the Operations/Admin Lead.</w:t>
+      </w:r>
+    </w:p>
+    <w:p>
+      <w:pPr>
+        <w:spacing w:after="240"/>
+        <w:rPr>
+          <w:rFonts w:ascii="Calibri" w:eastAsia="Times New Roman" w:hAnsi="Calibri" w:cs="Calibri"/>
+          <w:sz w:val="22"/>
+          <w:szCs w:val="22"/>
+        </w:rPr>
+      </w:pPr>
+      <w:r>
+        <w:rPr>
+          <w:rFonts w:ascii="Calibri" w:eastAsia="Times New Roman" w:hAnsi="Calibri" w:cs="Calibri"/>
+          <w:sz w:val="22"/>
+          <w:szCs w:val="22"/>
+        </w:rPr>
+        <w:t xml:space="preserve">On the MDE side, students may relocate tools and equipment as needed within the MDE side, provided they use reasonable care and follow basic laboratory safety practices. Students must not move </w:t>
+      </w:r>
+      <w:r>
+        <w:rPr>
+          <w:rFonts w:ascii="Calibri" w:eastAsia="Times New Roman" w:hAnsi="Calibri" w:cs="Calibri"/>
+          <w:sz w:val="22"/>
+          <w:szCs w:val="22"/>
+        </w:rPr>
+        <w:lastRenderedPageBreak/>
+        <w:t>equipment that is currently being used by another student, must avoid creating hazards or obstructing work areas, and must return tools and equipment to their proper locations when work is complete.</w:t>
+      </w:r>
+    </w:p>
+    <w:p>
+      <w:pPr>
+        <w:spacing w:after="240"/>
+        <w:rPr>
+          <w:rFonts w:ascii="Calibri" w:eastAsia="Times New Roman" w:hAnsi="Calibri" w:cs="Calibri"/>
+          <w:sz w:val="22"/>
+          <w:szCs w:val="22"/>
+        </w:rPr>
+      </w:pPr>
+      <w:r>
+        <w:rPr>
+          <w:rFonts w:ascii="Calibri" w:eastAsia="Times New Roman" w:hAnsi="Calibri" w:cs="Calibri"/>
+          <w:sz w:val="22"/>
+          <w:szCs w:val="22"/>
+        </w:rPr>
+        <w:t>Equipment may not be moved between the AMP and MDE sides without authorization.</w:t>
+      </w:r>
+    </w:p>
+    <w:p>
+      <w:pPr>
+        <w:spacing w:after="240"/>
+        <w:rPr>
+          <w:rFonts w:ascii="Calibri" w:eastAsia="Times New Roman" w:hAnsi="Calibri" w:cs="Calibri"/>
+          <w:sz w:val="22"/>
+          <w:szCs w:val="22"/>
+        </w:rPr>
+      </w:pPr>
+      <w:r>
+        <w:rPr>
+          <w:rFonts w:ascii="Calibri" w:eastAsia="Times New Roman" w:hAnsi="Calibri" w:cs="Calibri"/>
+          <w:sz w:val="22"/>
+          <w:szCs w:val="22"/>
+        </w:rPr>
+        <w:t>Only ECE faculty or authorized laboratory staff may move instructional laboratory equipment between laboratories or designated areas.</w:t>
+      </w:r>
+    </w:p>
+    <w:p>
+      <w:pPr>
+        <w:rPr>
+          <w:rFonts w:ascii="Calibri" w:eastAsia="Times New Roman" w:hAnsi="Calibri" w:cs="Calibri"/>
+          <w:color w:val="4472C4" w:themeColor="accent1"/>
           <w:sz w:val="32"/>
           <w:szCs w:val="32"/>
         </w:rPr>
-        <w:t>Offenders</w:t>
-      </w:r>
-    </w:p>
-    <w:p>
-      <w:pPr>
-        <w:spacing w:after="160"/>
-        <w:rPr>
-          <w:rFonts w:ascii="Times New Roman" w:eastAsia="Times New Roman" w:hAnsi="Times New Roman" w:cs="Times New Roman"/>
-        </w:rPr>
-      </w:pPr>
-      <w:r>
-        <w:rPr>
-          <w:rFonts w:ascii="Calibri" w:eastAsia="Times New Roman" w:hAnsi="Calibri" w:cs="Calibri"/>
-          <w:color w:val="000000"/>
-          <w:sz w:val="22"/>
-          <w:szCs w:val="22"/>
-        </w:rPr>
-        <w:t>- In a private meeting, we make sure an authorized user understands the offense.</w:t>
-      </w:r>
-    </w:p>
-    <w:p>
-      <w:pPr>
-        <w:spacing w:after="160"/>
-        <w:rPr>
-          <w:rFonts w:ascii="Times New Roman" w:eastAsia="Times New Roman" w:hAnsi="Times New Roman" w:cs="Times New Roman"/>
-        </w:rPr>
-      </w:pPr>
-      <w:r>
-        <w:rPr>
-          <w:rFonts w:ascii="Calibri" w:eastAsia="Times New Roman" w:hAnsi="Calibri" w:cs="Calibri"/>
-          <w:color w:val="000000"/>
-          <w:sz w:val="22"/>
-          <w:szCs w:val="22"/>
-        </w:rPr>
-        <w:t>- A repeated offense results in expulsion from the lab for at least one semester.</w:t>
-      </w:r>
-    </w:p>
-    <w:p>
-      <w:pPr>
-        <w:rPr>
-          <w:rFonts w:ascii="Times New Roman" w:eastAsia="Times New Roman" w:hAnsi="Times New Roman" w:cs="Times New Roman"/>
-        </w:rPr>
-      </w:pPr>
-    </w:p>
-    <w:p/>
+      </w:pPr>
+      <w:r>
+        <w:rPr>
+          <w:rFonts w:ascii="Calibri" w:eastAsia="Times New Roman" w:hAnsi="Calibri" w:cs="Calibri"/>
+          <w:color w:val="4472C4" w:themeColor="accent1"/>
+          <w:sz w:val="32"/>
+          <w:szCs w:val="32"/>
+        </w:rPr>
+        <w:t>Equipment Treatment</w:t>
+      </w:r>
+      <w:r>
+        <w:rPr>
+          <w:rFonts w:ascii="Calibri" w:eastAsia="Times New Roman" w:hAnsi="Calibri" w:cs="Calibri"/>
+          <w:color w:val="4472C4" w:themeColor="accent1"/>
+          <w:sz w:val="32"/>
+          <w:szCs w:val="32"/>
+        </w:rPr>
+        <w:tab/>
+      </w:r>
+    </w:p>
+    <w:p>
+      <w:pPr>
+        <w:spacing w:after="240"/>
+        <w:rPr>
+          <w:rFonts w:ascii="Calibri" w:eastAsia="Times New Roman" w:hAnsi="Calibri" w:cs="Calibri"/>
+          <w:sz w:val="22"/>
+          <w:szCs w:val="22"/>
+        </w:rPr>
+      </w:pPr>
+      <w:r>
+        <w:rPr>
+          <w:rFonts w:ascii="Calibri" w:eastAsia="Times New Roman" w:hAnsi="Calibri" w:cs="Calibri"/>
+          <w:sz w:val="22"/>
+          <w:szCs w:val="22"/>
+        </w:rPr>
+        <w:t>The ECE Design Studio contains expensive, precision electrical test equipment that can easily be damaged if used improperly.</w:t>
+      </w:r>
+    </w:p>
+    <w:p>
+      <w:pPr>
+        <w:spacing w:after="240"/>
+        <w:rPr>
+          <w:rFonts w:ascii="Calibri" w:eastAsia="Times New Roman" w:hAnsi="Calibri" w:cs="Calibri"/>
+          <w:sz w:val="22"/>
+          <w:szCs w:val="22"/>
+        </w:rPr>
+      </w:pPr>
+      <w:r>
+        <w:rPr>
+          <w:rFonts w:ascii="Calibri" w:eastAsia="Times New Roman" w:hAnsi="Calibri" w:cs="Calibri"/>
+          <w:sz w:val="22"/>
+          <w:szCs w:val="22"/>
+        </w:rPr>
+        <w:t>Students are encouraged to use equipment available within their authorized area. If you are unfamiliar with the correct operation of a piece of equipment, do not attempt to use it without assistance. Ask an instructor, laboratory staff member, mentor, or other qualified individual for help.</w:t>
+      </w:r>
+    </w:p>
+    <w:p>
+      <w:pPr>
+        <w:spacing w:after="240"/>
+        <w:rPr>
+          <w:rFonts w:ascii="Calibri" w:eastAsia="Times New Roman" w:hAnsi="Calibri" w:cs="Calibri"/>
+          <w:sz w:val="22"/>
+          <w:szCs w:val="22"/>
+        </w:rPr>
+      </w:pPr>
+      <w:r>
+        <w:rPr>
+          <w:rFonts w:ascii="Calibri" w:eastAsia="Times New Roman" w:hAnsi="Calibri" w:cs="Calibri"/>
+          <w:sz w:val="22"/>
+          <w:szCs w:val="22"/>
+        </w:rPr>
+        <w:t>Abuse, misuse, or intentional damage of laboratory equipment is considered an offense.</w:t>
+      </w:r>
+    </w:p>
+    <w:p>
+      <w:pPr>
+        <w:rPr>
+          <w:rFonts w:ascii="Calibri" w:eastAsia="Times New Roman" w:hAnsi="Calibri" w:cs="Calibri"/>
+          <w:color w:val="4472C4" w:themeColor="accent1"/>
+          <w:sz w:val="32"/>
+          <w:szCs w:val="32"/>
+        </w:rPr>
+      </w:pPr>
+      <w:r>
+        <w:rPr>
+          <w:rFonts w:ascii="Calibri" w:eastAsia="Times New Roman" w:hAnsi="Calibri" w:cs="Calibri"/>
+          <w:color w:val="4472C4" w:themeColor="accent1"/>
+          <w:sz w:val="32"/>
+          <w:szCs w:val="32"/>
+        </w:rPr>
+        <w:t>Material Handling</w:t>
+      </w:r>
+    </w:p>
+    <w:p>
+      <w:pPr>
+        <w:spacing w:after="240"/>
+        <w:rPr>
+          <w:rFonts w:ascii="Calibri" w:eastAsia="Times New Roman" w:hAnsi="Calibri" w:cs="Calibri"/>
+          <w:sz w:val="22"/>
+          <w:szCs w:val="22"/>
+        </w:rPr>
+      </w:pPr>
+      <w:r>
+        <w:rPr>
+          <w:rFonts w:ascii="Calibri" w:eastAsia="Times New Roman" w:hAnsi="Calibri" w:cs="Calibri"/>
+          <w:sz w:val="22"/>
+          <w:szCs w:val="22"/>
+        </w:rPr>
+        <w:t>Students may need to work with materials such as metal, plastic, or wood while completing their projects.</w:t>
+      </w:r>
+    </w:p>
+    <w:p>
+      <w:pPr>
+        <w:spacing w:after="240"/>
+        <w:rPr>
+          <w:rFonts w:ascii="Calibri" w:eastAsia="Times New Roman" w:hAnsi="Calibri" w:cs="Calibri"/>
+          <w:sz w:val="22"/>
+          <w:szCs w:val="22"/>
+        </w:rPr>
+      </w:pPr>
+      <w:r>
+        <w:rPr>
+          <w:rFonts w:ascii="Calibri" w:eastAsia="Times New Roman" w:hAnsi="Calibri" w:cs="Calibri"/>
+          <w:sz w:val="22"/>
+          <w:szCs w:val="22"/>
+        </w:rPr>
+        <w:t>Do not use electronics workbenches in the ECE Design Studio as cutting, drilling, sanding, or material</w:t>
+      </w:r>
+      <w:r>
+        <w:rPr>
+          <w:rFonts w:ascii="Calibri" w:eastAsia="Times New Roman" w:hAnsi="Calibri" w:cs="Calibri"/>
+          <w:sz w:val="22"/>
+          <w:szCs w:val="22"/>
+        </w:rPr>
+        <w:t>-</w:t>
+      </w:r>
+      <w:r>
+        <w:rPr>
+          <w:rFonts w:ascii="Calibri" w:eastAsia="Times New Roman" w:hAnsi="Calibri" w:cs="Calibri"/>
+          <w:sz w:val="22"/>
+          <w:szCs w:val="22"/>
+        </w:rPr>
+        <w:t>processing surfaces. Shavings, dust, and debris can damage electrical equipment.</w:t>
+      </w:r>
+    </w:p>
+    <w:p>
+      <w:pPr>
+        <w:spacing w:after="240"/>
+        <w:rPr>
+          <w:rFonts w:ascii="Calibri" w:eastAsia="Times New Roman" w:hAnsi="Calibri" w:cs="Calibri"/>
+          <w:sz w:val="22"/>
+          <w:szCs w:val="22"/>
+        </w:rPr>
+      </w:pPr>
+      <w:r>
+        <w:rPr>
+          <w:rFonts w:ascii="Calibri" w:eastAsia="Times New Roman" w:hAnsi="Calibri" w:cs="Calibri"/>
+          <w:sz w:val="22"/>
+          <w:szCs w:val="22"/>
+        </w:rPr>
+        <w:t>Use only designated work areas and equipment appropriate for the activity being performed.</w:t>
+      </w:r>
+    </w:p>
+    <w:p>
+      <w:pPr>
+        <w:spacing w:after="240"/>
+        <w:rPr>
+          <w:rFonts w:ascii="Calibri" w:eastAsia="Times New Roman" w:hAnsi="Calibri" w:cs="Calibri"/>
+          <w:sz w:val="22"/>
+          <w:szCs w:val="22"/>
+        </w:rPr>
+      </w:pPr>
+      <w:r>
+        <w:rPr>
+          <w:rFonts w:ascii="Calibri" w:eastAsia="Times New Roman" w:hAnsi="Calibri" w:cs="Calibri"/>
+          <w:sz w:val="22"/>
+          <w:szCs w:val="22"/>
+        </w:rPr>
+        <w:t>Students may only use material</w:t>
+      </w:r>
+      <w:r>
+        <w:rPr>
+          <w:rFonts w:ascii="Calibri" w:eastAsia="Times New Roman" w:hAnsi="Calibri" w:cs="Calibri"/>
+          <w:sz w:val="22"/>
+          <w:szCs w:val="22"/>
+        </w:rPr>
+        <w:t>-</w:t>
+      </w:r>
+      <w:r>
+        <w:rPr>
+          <w:rFonts w:ascii="Calibri" w:eastAsia="Times New Roman" w:hAnsi="Calibri" w:cs="Calibri"/>
+          <w:sz w:val="22"/>
+          <w:szCs w:val="22"/>
+        </w:rPr>
+        <w:t>processing areas, tools, and resources associated with the side of the ECE Design Studio they are authorized to use.</w:t>
+      </w:r>
+    </w:p>
+    <w:p>
+      <w:pPr>
+        <w:spacing w:after="240"/>
+        <w:rPr>
+          <w:rFonts w:ascii="Calibri" w:eastAsia="Times New Roman" w:hAnsi="Calibri" w:cs="Calibri"/>
+          <w:sz w:val="22"/>
+          <w:szCs w:val="22"/>
+        </w:rPr>
+      </w:pPr>
+      <w:r>
+        <w:rPr>
+          <w:rFonts w:ascii="Calibri" w:eastAsia="Times New Roman" w:hAnsi="Calibri" w:cs="Calibri"/>
+          <w:sz w:val="22"/>
+          <w:szCs w:val="22"/>
+        </w:rPr>
+        <w:t>AMP workbenches, tools, materials, components, and other AMP resources are reserved for active AMP members working on approved AMP projects.</w:t>
+      </w:r>
+    </w:p>
+    <w:p>
+      <w:pPr>
+        <w:spacing w:after="240"/>
+        <w:rPr>
+          <w:rFonts w:ascii="Calibri" w:eastAsia="Times New Roman" w:hAnsi="Calibri" w:cs="Calibri"/>
+          <w:sz w:val="22"/>
+          <w:szCs w:val="22"/>
+        </w:rPr>
+      </w:pPr>
+      <w:r>
+        <w:rPr>
+          <w:rFonts w:ascii="Calibri" w:eastAsia="Times New Roman" w:hAnsi="Calibri" w:cs="Calibri"/>
+          <w:sz w:val="22"/>
+          <w:szCs w:val="22"/>
+        </w:rPr>
+        <w:t>All work areas must be cleaned and returned to their proper condition after use.</w:t>
+      </w:r>
+    </w:p>
+    <w:p>
+      <w:pPr>
+        <w:rPr>
+          <w:rFonts w:ascii="Calibri" w:eastAsia="Times New Roman" w:hAnsi="Calibri" w:cs="Calibri"/>
+          <w:color w:val="4472C4" w:themeColor="accent1"/>
+          <w:sz w:val="32"/>
+          <w:szCs w:val="32"/>
+        </w:rPr>
+      </w:pPr>
+      <w:r>
+        <w:rPr>
+          <w:rFonts w:ascii="Calibri" w:eastAsia="Times New Roman" w:hAnsi="Calibri" w:cs="Calibri"/>
+          <w:color w:val="4472C4" w:themeColor="accent1"/>
+          <w:sz w:val="32"/>
+          <w:szCs w:val="32"/>
+        </w:rPr>
+        <w:t>Offenses</w:t>
+      </w:r>
+    </w:p>
+    <w:p>
+      <w:pPr>
+        <w:spacing w:after="240"/>
+        <w:rPr>
+          <w:rFonts w:ascii="Calibri" w:eastAsia="Times New Roman" w:hAnsi="Calibri" w:cs="Calibri"/>
+          <w:sz w:val="22"/>
+          <w:szCs w:val="22"/>
+        </w:rPr>
+      </w:pPr>
+      <w:r>
+        <w:rPr>
+          <w:rFonts w:ascii="Calibri" w:eastAsia="Times New Roman" w:hAnsi="Calibri" w:cs="Calibri"/>
+          <w:sz w:val="22"/>
+          <w:szCs w:val="22"/>
+        </w:rPr>
+        <w:t>Laboratory rules are intended to protect students, equipment, and the shared workspace.</w:t>
+      </w:r>
+    </w:p>
+    <w:p>
+      <w:pPr>
+        <w:spacing w:after="240"/>
+        <w:rPr>
+          <w:rFonts w:ascii="Calibri" w:eastAsia="Times New Roman" w:hAnsi="Calibri" w:cs="Calibri"/>
+          <w:sz w:val="22"/>
+          <w:szCs w:val="22"/>
+        </w:rPr>
+      </w:pPr>
+      <w:r>
+        <w:rPr>
+          <w:rFonts w:ascii="Calibri" w:eastAsia="Times New Roman" w:hAnsi="Calibri" w:cs="Calibri"/>
+          <w:sz w:val="22"/>
+          <w:szCs w:val="22"/>
+        </w:rPr>
+        <w:t>For an initial offense, laboratory staff may meet with the authorized user to review the violation and ensure that the applicable policy is understood.</w:t>
+      </w:r>
+    </w:p>
+    <w:p>
+      <w:pPr>
+        <w:spacing w:after="240"/>
+        <w:rPr>
+          <w:rFonts w:ascii="Calibri" w:eastAsia="Times New Roman" w:hAnsi="Calibri" w:cs="Calibri"/>
+          <w:sz w:val="22"/>
+          <w:szCs w:val="22"/>
+        </w:rPr>
+      </w:pPr>
+      <w:r>
+        <w:rPr>
+          <w:rFonts w:ascii="Calibri" w:eastAsia="Times New Roman" w:hAnsi="Calibri" w:cs="Calibri"/>
+          <w:sz w:val="22"/>
+          <w:szCs w:val="22"/>
+        </w:rPr>
+        <w:t>Repeated or serious violations may result in suspension or removal of access to the ECE Design Studio for at least one semester.</w:t>
+      </w:r>
+    </w:p>
     <w:sectPr>
+      <w:headerReference w:type="default" r:id="rId8"/>
       <w:pgSz w:w="12240" w:h="15840"/>
       <w:pgMar w:top="1440" w:right="1440" w:bottom="1440" w:left="1440" w:header="720" w:footer="720" w:gutter="0"/>
       <w:cols w:space="720"/>
@@ -1034,8 +1289,56 @@
 </w:document>
 </file>
 
+<file path=word/endnotes.xml><?xml version="1.0" encoding="utf-8"?>
+<w:endnotes xmlns:wpc="http://schemas.microsoft.com/office/word/2010/wordprocessingCanvas" xmlns:cx="http://schemas.microsoft.com/office/drawing/2014/chartex" xmlns:cx1="http://schemas.microsoft.com/office/drawing/2015/9/8/chartex" xmlns:cx2="http://schemas.microsoft.com/office/drawing/2015/10/21/chartex" xmlns:cx3="http://schemas.microsoft.com/office/drawing/2016/5/9/chartex" xmlns:cx4="http://schemas.microsoft.com/office/drawing/2016/5/10/chartex" xmlns:cx5="http://schemas.microsoft.com/office/drawing/2016/5/11/chartex" xmlns:cx6="http://schemas.microsoft.com/office/drawing/2016/5/12/chartex" xmlns:cx7="http://schemas.microsoft.com/office/drawing/2016/5/13/chartex" xmlns:cx8="http://schemas.microsoft.com/office/drawing/2016/5/14/chartex" xmlns:mc="http://schemas.openxmlformats.org/markup-compatibility/2006" xmlns:aink="http://schemas.microsoft.com/office/drawing/2016/ink" xmlns:am3d="http://schemas.microsoft.com/office/drawing/2017/model3d" xmlns:o="urn:schemas-microsoft-com:office:office" xmlns:oel="http://schemas.microsoft.com/office/2019/extlst" xmlns:r="http://schemas.openxmlformats.org/officeDocument/2006/relationships" xmlns:m="http://schemas.openxmlformats.org/officeDocument/2006/math" xmlns:v="urn:schemas-microsoft-com:vml" xmlns:wp14="http://schemas.microsoft.com/office/word/2010/wordprocessingDrawing" xmlns:wp="http://schemas.openxmlformats.org/drawingml/2006/wordprocessingDrawing" xmlns:w10="urn:schemas-microsoft-com:office:word" xmlns:w="http://schemas.openxmlformats.org/wordprocessingml/2006/main" xmlns:w14="http://schemas.microsoft.com/office/word/2010/wordml" xmlns:w15="http://schemas.microsoft.com/office/word/2012/wordml" xmlns:w16cex="http://schemas.microsoft.com/office/word/2018/wordml/cex" xmlns:w16cid="http://schemas.microsoft.com/office/word/2016/wordml/cid" xmlns:w16="http://schemas.microsoft.com/office/word/2018/wordml" xmlns:w16du="http://schemas.microsoft.com/office/word/2023/wordml/word16du" xmlns:w16sdtdh="http://schemas.microsoft.com/office/word/2020/wordml/sdtdatahash" xmlns:w16sdtfl="http://schemas.microsoft.com/office/word/2024/wordml/sdtformatlock" xmlns:w16se="http://schemas.microsoft.com/office/word/2015/wordml/symex" xmlns:wpg="http://schemas.microsoft.com/office/word/2010/wordprocessingGroup" xmlns:wpi="http://schemas.microsoft.com/office/word/2010/wordprocessingInk" xmlns:wne="http://schemas.microsoft.com/office/word/2006/wordml" xmlns:wps="http://schemas.microsoft.com/office/word/2010/wordprocessingShape" mc:Ignorable="w14 w15 w16se w16cid w16 w16cex w16sdtdh w16sdtfl w16du wp14">
+  <w:endnote w:type="separator" w:id="-1">
+    <w:p>
+      <w:r>
+        <w:separator/>
+      </w:r>
+    </w:p>
+  </w:endnote>
+  <w:endnote w:type="continuationSeparator" w:id="0">
+    <w:p>
+      <w:r>
+        <w:continuationSeparator/>
+      </w:r>
+    </w:p>
+  </w:endnote>
+</w:endnotes>
+</file>
+
+<file path=word/footnotes.xml><?xml version="1.0" encoding="utf-8"?>
+<w:footnotes xmlns:wpc="http://schemas.microsoft.com/office/word/2010/wordprocessingCanvas" xmlns:cx="http://schemas.microsoft.com/office/drawing/2014/chartex" xmlns:cx1="http://schemas.microsoft.com/office/drawing/2015/9/8/chartex" xmlns:cx2="http://schemas.microsoft.com/office/drawing/2015/10/21/chartex" xmlns:cx3="http://schemas.microsoft.com/office/drawing/2016/5/9/chartex" xmlns:cx4="http://schemas.microsoft.com/office/drawing/2016/5/10/chartex" xmlns:cx5="http://schemas.microsoft.com/office/drawing/2016/5/11/chartex" xmlns:cx6="http://schemas.microsoft.com/office/drawing/2016/5/12/chartex" xmlns:cx7="http://schemas.microsoft.com/office/drawing/2016/5/13/chartex" xmlns:cx8="http://schemas.microsoft.com/office/drawing/2016/5/14/chartex" xmlns:mc="http://schemas.openxmlformats.org/markup-compatibility/2006" xmlns:aink="http://schemas.microsoft.com/office/drawing/2016/ink" xmlns:am3d="http://schemas.microsoft.com/office/drawing/2017/model3d" xmlns:o="urn:schemas-microsoft-com:office:office" xmlns:oel="http://schemas.microsoft.com/office/2019/extlst" xmlns:r="http://schemas.openxmlformats.org/officeDocument/2006/relationships" xmlns:m="http://schemas.openxmlformats.org/officeDocument/2006/math" xmlns:v="urn:schemas-microsoft-com:vml" xmlns:wp14="http://schemas.microsoft.com/office/word/2010/wordprocessingDrawing" xmlns:wp="http://schemas.openxmlformats.org/drawingml/2006/wordprocessingDrawing" xmlns:w10="urn:schemas-microsoft-com:office:word" xmlns:w="http://schemas.openxmlformats.org/wordprocessingml/2006/main" xmlns:w14="http://schemas.microsoft.com/office/word/2010/wordml" xmlns:w15="http://schemas.microsoft.com/office/word/2012/wordml" xmlns:w16cex="http://schemas.microsoft.com/office/word/2018/wordml/cex" xmlns:w16cid="http://schemas.microsoft.com/office/word/2016/wordml/cid" xmlns:w16="http://schemas.microsoft.com/office/word/2018/wordml" xmlns:w16du="http://schemas.microsoft.com/office/word/2023/wordml/word16du" xmlns:w16sdtdh="http://schemas.microsoft.com/office/word/2020/wordml/sdtdatahash" xmlns:w16sdtfl="http://schemas.microsoft.com/office/word/2024/wordml/sdtformatlock" xmlns:w16se="http://schemas.microsoft.com/office/word/2015/wordml/symex" xmlns:wpg="http://schemas.microsoft.com/office/word/2010/wordprocessingGroup" xmlns:wpi="http://schemas.microsoft.com/office/word/2010/wordprocessingInk" xmlns:wne="http://schemas.microsoft.com/office/word/2006/wordml" xmlns:wps="http://schemas.microsoft.com/office/word/2010/wordprocessingShape" mc:Ignorable="w14 w15 w16se w16cid w16 w16cex w16sdtdh w16sdtfl w16du wp14">
+  <w:footnote w:type="separator" w:id="-1">
+    <w:p>
+      <w:r>
+        <w:separator/>
+      </w:r>
+    </w:p>
+  </w:footnote>
+  <w:footnote w:type="continuationSeparator" w:id="0">
+    <w:p>
+      <w:r>
+        <w:continuationSeparator/>
+      </w:r>
+    </w:p>
+  </w:footnote>
+</w:footnotes>
+</file>
+
+<file path=word/header1.xml><?xml version="1.0" encoding="utf-8"?>
+<w:hdr xmlns:wpc="http://schemas.microsoft.com/office/word/2010/wordprocessingCanvas" xmlns:cx="http://schemas.microsoft.com/office/drawing/2014/chartex" xmlns:cx1="http://schemas.microsoft.com/office/drawing/2015/9/8/chartex" xmlns:cx2="http://schemas.microsoft.com/office/drawing/2015/10/21/chartex" xmlns:cx3="http://schemas.microsoft.com/office/drawing/2016/5/9/chartex" xmlns:cx4="http://schemas.microsoft.com/office/drawing/2016/5/10/chartex" xmlns:cx5="http://schemas.microsoft.com/office/drawing/2016/5/11/chartex" xmlns:cx6="http://schemas.microsoft.com/office/drawing/2016/5/12/chartex" xmlns:cx7="http://schemas.microsoft.com/office/drawing/2016/5/13/chartex" xmlns:cx8="http://schemas.microsoft.com/office/drawing/2016/5/14/chartex" xmlns:mc="http://schemas.openxmlformats.org/markup-compatibility/2006" xmlns:aink="http://schemas.microsoft.com/office/drawing/2016/ink" xmlns:am3d="http://schemas.microsoft.com/office/drawing/2017/model3d" xmlns:o="urn:schemas-microsoft-com:office:office" xmlns:oel="http://schemas.microsoft.com/office/2019/extlst" xmlns:r="http://schemas.openxmlformats.org/officeDocument/2006/relationships" xmlns:m="http://schemas.openxmlformats.org/officeDocument/2006/math" xmlns:v="urn:schemas-microsoft-com:vml" xmlns:wp14="http://schemas.microsoft.com/office/word/2010/wordprocessingDrawing" xmlns:wp="http://schemas.openxmlformats.org/drawingml/2006/wordprocessingDrawing" xmlns:w10="urn:schemas-microsoft-com:office:word" xmlns:w="http://schemas.openxmlformats.org/wordprocessingml/2006/main" xmlns:w14="http://schemas.microsoft.com/office/word/2010/wordml" xmlns:w15="http://schemas.microsoft.com/office/word/2012/wordml" xmlns:w16cex="http://schemas.microsoft.com/office/word/2018/wordml/cex" xmlns:w16cid="http://schemas.microsoft.com/office/word/2016/wordml/cid" xmlns:w16="http://schemas.microsoft.com/office/word/2018/wordml" xmlns:w16du="http://schemas.microsoft.com/office/word/2023/wordml/word16du" xmlns:w16sdtdh="http://schemas.microsoft.com/office/word/2020/wordml/sdtdatahash" xmlns:w16sdtfl="http://schemas.microsoft.com/office/word/2024/wordml/sdtformatlock" xmlns:w16se="http://schemas.microsoft.com/office/word/2015/wordml/symex" xmlns:wpg="http://schemas.microsoft.com/office/word/2010/wordprocessingGroup" xmlns:wpi="http://schemas.microsoft.com/office/word/2010/wordprocessingInk" xmlns:wne="http://schemas.microsoft.com/office/word/2006/wordml" xmlns:wps="http://schemas.microsoft.com/office/word/2010/wordprocessingShape" mc:Ignorable="w14 w15 w16se w16cid w16 w16cex w16sdtdh w16sdtfl w16du wp14">
+  <w:p>
+    <w:pPr>
+      <w:pStyle w:val="Header"/>
+    </w:pPr>
+  </w:p>
+</w:hdr>
+</file>
+
 <file path=word/numbering.xml><?xml version="1.0" encoding="utf-8"?>
-<w:numbering xmlns:wpc="http://schemas.microsoft.com/office/word/2010/wordprocessingCanvas" xmlns:cx="http://schemas.microsoft.com/office/drawing/2014/chartex" xmlns:cx1="http://schemas.microsoft.com/office/drawing/2015/9/8/chartex" xmlns:cx2="http://schemas.microsoft.com/office/drawing/2015/10/21/chartex" xmlns:cx3="http://schemas.microsoft.com/office/drawing/2016/5/9/chartex" xmlns:cx4="http://schemas.microsoft.com/office/drawing/2016/5/10/chartex" xmlns:cx5="http://schemas.microsoft.com/office/drawing/2016/5/11/chartex" xmlns:cx6="http://schemas.microsoft.com/office/drawing/2016/5/12/chartex" xmlns:cx7="http://schemas.microsoft.com/office/drawing/2016/5/13/chartex" xmlns:cx8="http://schemas.microsoft.com/office/drawing/2016/5/14/chartex" xmlns:mc="http://schemas.openxmlformats.org/markup-compatibility/2006" xmlns:aink="http://schemas.microsoft.com/office/drawing/2016/ink" xmlns:am3d="http://schemas.microsoft.com/office/drawing/2017/model3d" xmlns:o="urn:schemas-microsoft-com:office:office" xmlns:oel="http://schemas.microsoft.com/office/2019/extlst" xmlns:r="http://schemas.openxmlformats.org/officeDocument/2006/relationships" xmlns:m="http://schemas.openxmlformats.org/officeDocument/2006/math" xmlns:v="urn:schemas-microsoft-com:vml" xmlns:wp14="http://schemas.microsoft.com/office/word/2010/wordprocessingDrawing" xmlns:wp="http://schemas.openxmlformats.org/drawingml/2006/wordprocessingDrawing" xmlns:w10="urn:schemas-microsoft-com:office:word" xmlns:w="http://schemas.openxmlformats.org/wordprocessingml/2006/main" xmlns:w14="http://schemas.microsoft.com/office/word/2010/wordml" xmlns:w15="http://schemas.microsoft.com/office/word/2012/wordml" xmlns:w16cex="http://schemas.microsoft.com/office/word/2018/wordml/cex" xmlns:w16cid="http://schemas.microsoft.com/office/word/2016/wordml/cid" xmlns:w16="http://schemas.microsoft.com/office/word/2018/wordml" xmlns:w16sdtdh="http://schemas.microsoft.com/office/word/2020/wordml/sdtdatahash" xmlns:w16se="http://schemas.microsoft.com/office/word/2015/wordml/symex" xmlns:wpg="http://schemas.microsoft.com/office/word/2010/wordprocessingGroup" xmlns:wpi="http://schemas.microsoft.com/office/word/2010/wordprocessingInk" xmlns:wne="http://schemas.microsoft.com/office/word/2006/wordml" xmlns:wps="http://schemas.microsoft.com/office/word/2010/wordprocessingShape" mc:Ignorable="w14 w15 w16se w16cid w16 w16cex w16sdtdh wp14">
+<w:numbering xmlns:wpc="http://schemas.microsoft.com/office/word/2010/wordprocessingCanvas" xmlns:cx="http://schemas.microsoft.com/office/drawing/2014/chartex" xmlns:cx1="http://schemas.microsoft.com/office/drawing/2015/9/8/chartex" xmlns:cx2="http://schemas.microsoft.com/office/drawing/2015/10/21/chartex" xmlns:cx3="http://schemas.microsoft.com/office/drawing/2016/5/9/chartex" xmlns:cx4="http://schemas.microsoft.com/office/drawing/2016/5/10/chartex" xmlns:cx5="http://schemas.microsoft.com/office/drawing/2016/5/11/chartex" xmlns:cx6="http://schemas.microsoft.com/office/drawing/2016/5/12/chartex" xmlns:cx7="http://schemas.microsoft.com/office/drawing/2016/5/13/chartex" xmlns:cx8="http://schemas.microsoft.com/office/drawing/2016/5/14/chartex" xmlns:mc="http://schemas.openxmlformats.org/markup-compatibility/2006" xmlns:aink="http://schemas.microsoft.com/office/drawing/2016/ink" xmlns:am3d="http://schemas.microsoft.com/office/drawing/2017/model3d" xmlns:o="urn:schemas-microsoft-com:office:office" xmlns:oel="http://schemas.microsoft.com/office/2019/extlst" xmlns:r="http://schemas.openxmlformats.org/officeDocument/2006/relationships" xmlns:m="http://schemas.openxmlformats.org/officeDocument/2006/math" xmlns:v="urn:schemas-microsoft-com:vml" xmlns:wp14="http://schemas.microsoft.com/office/word/2010/wordprocessingDrawing" xmlns:wp="http://schemas.openxmlformats.org/drawingml/2006/wordprocessingDrawing" xmlns:w10="urn:schemas-microsoft-com:office:word" xmlns:w="http://schemas.openxmlformats.org/wordprocessingml/2006/main" xmlns:w14="http://schemas.microsoft.com/office/word/2010/wordml" xmlns:w15="http://schemas.microsoft.com/office/word/2012/wordml" xmlns:w16cex="http://schemas.microsoft.com/office/word/2018/wordml/cex" xmlns:w16cid="http://schemas.microsoft.com/office/word/2016/wordml/cid" xmlns:w16="http://schemas.microsoft.com/office/word/2018/wordml" xmlns:w16du="http://schemas.microsoft.com/office/word/2023/wordml/word16du" xmlns:w16sdtdh="http://schemas.microsoft.com/office/word/2020/wordml/sdtdatahash" xmlns:w16sdtfl="http://schemas.microsoft.com/office/word/2024/wordml/sdtformatlock" xmlns:w16se="http://schemas.microsoft.com/office/word/2015/wordml/symex" xmlns:wpg="http://schemas.microsoft.com/office/word/2010/wordprocessingGroup" xmlns:wpi="http://schemas.microsoft.com/office/word/2010/wordprocessingInk" xmlns:wne="http://schemas.microsoft.com/office/word/2006/wordml" xmlns:wps="http://schemas.microsoft.com/office/word/2010/wordprocessingShape" mc:Ignorable="w14 w15 w16se w16cid w16 w16cex w16sdtdh w16sdtfl w16du wp14">
   <w:abstractNum w:abstractNumId="0" w15:restartNumberingAfterBreak="0">
     <w:nsid w:val="05AD6E3A"/>
     <w:multiLevelType w:val="multilevel"/>
@@ -1186,6 +1489,268 @@
     </w:lvl>
   </w:abstractNum>
   <w:abstractNum w:abstractNumId="1" w15:restartNumberingAfterBreak="0">
+    <w:nsid w:val="098C6549"/>
+    <w:multiLevelType w:val="multilevel"/>
+    <w:tmpl w:val="FECC76BE"/>
+    <w:lvl w:ilvl="0">
+      <w:start w:val="1"/>
+      <w:numFmt w:val="bullet"/>
+      <w:lvlText w:val=""/>
+      <w:lvlJc w:val="left"/>
+      <w:pPr>
+        <w:tabs>
+          <w:tab w:val="num" w:pos="720"/>
+        </w:tabs>
+        <w:ind w:left="720" w:hanging="360"/>
+      </w:pPr>
+      <w:rPr>
+        <w:rFonts w:ascii="Symbol" w:hAnsi="Symbol" w:hint="default"/>
+        <w:sz w:val="20"/>
+      </w:rPr>
+    </w:lvl>
+    <w:lvl w:ilvl="1" w:tentative="1">
+      <w:start w:val="1"/>
+      <w:numFmt w:val="bullet"/>
+      <w:lvlText w:val="o"/>
+      <w:lvlJc w:val="left"/>
+      <w:pPr>
+        <w:tabs>
+          <w:tab w:val="num" w:pos="1440"/>
+        </w:tabs>
+        <w:ind w:left="1440" w:hanging="360"/>
+      </w:pPr>
+      <w:rPr>
+        <w:rFonts w:ascii="Courier New" w:hAnsi="Courier New" w:hint="default"/>
+        <w:sz w:val="20"/>
+      </w:rPr>
+    </w:lvl>
+    <w:lvl w:ilvl="2" w:tentative="1">
+      <w:start w:val="1"/>
+      <w:numFmt w:val="bullet"/>
+      <w:lvlText w:val=""/>
+      <w:lvlJc w:val="left"/>
+      <w:pPr>
+        <w:tabs>
+          <w:tab w:val="num" w:pos="2160"/>
+        </w:tabs>
+        <w:ind w:left="2160" w:hanging="360"/>
+      </w:pPr>
+      <w:rPr>
+        <w:rFonts w:ascii="Wingdings" w:hAnsi="Wingdings" w:hint="default"/>
+        <w:sz w:val="20"/>
+      </w:rPr>
+    </w:lvl>
+    <w:lvl w:ilvl="3" w:tentative="1">
+      <w:start w:val="1"/>
+      <w:numFmt w:val="bullet"/>
+      <w:lvlText w:val=""/>
+      <w:lvlJc w:val="left"/>
+      <w:pPr>
+        <w:tabs>
+          <w:tab w:val="num" w:pos="2880"/>
+        </w:tabs>
+        <w:ind w:left="2880" w:hanging="360"/>
+      </w:pPr>
+      <w:rPr>
+        <w:rFonts w:ascii="Wingdings" w:hAnsi="Wingdings" w:hint="default"/>
+        <w:sz w:val="20"/>
+      </w:rPr>
+    </w:lvl>
+    <w:lvl w:ilvl="4" w:tentative="1">
+      <w:start w:val="1"/>
+      <w:numFmt w:val="bullet"/>
+      <w:lvlText w:val=""/>
+      <w:lvlJc w:val="left"/>
+      <w:pPr>
+        <w:tabs>
+          <w:tab w:val="num" w:pos="3600"/>
+        </w:tabs>
+        <w:ind w:left="3600" w:hanging="360"/>
+      </w:pPr>
+      <w:rPr>
+        <w:rFonts w:ascii="Wingdings" w:hAnsi="Wingdings" w:hint="default"/>
+        <w:sz w:val="20"/>
+      </w:rPr>
+    </w:lvl>
+    <w:lvl w:ilvl="5" w:tentative="1">
+      <w:start w:val="1"/>
+      <w:numFmt w:val="bullet"/>
+      <w:lvlText w:val=""/>
+      <w:lvlJc w:val="left"/>
+      <w:pPr>
+        <w:tabs>
+          <w:tab w:val="num" w:pos="4320"/>
+        </w:tabs>
+        <w:ind w:left="4320" w:hanging="360"/>
+      </w:pPr>
+      <w:rPr>
+        <w:rFonts w:ascii="Wingdings" w:hAnsi="Wingdings" w:hint="default"/>
+        <w:sz w:val="20"/>
+      </w:rPr>
+    </w:lvl>
+    <w:lvl w:ilvl="6" w:tentative="1">
+      <w:start w:val="1"/>
+      <w:numFmt w:val="bullet"/>
+      <w:lvlText w:val=""/>
+      <w:lvlJc w:val="left"/>
+      <w:pPr>
+        <w:tabs>
+          <w:tab w:val="num" w:pos="5040"/>
+        </w:tabs>
+        <w:ind w:left="5040" w:hanging="360"/>
+      </w:pPr>
+      <w:rPr>
+        <w:rFonts w:ascii="Wingdings" w:hAnsi="Wingdings" w:hint="default"/>
+        <w:sz w:val="20"/>
+      </w:rPr>
+    </w:lvl>
+    <w:lvl w:ilvl="7" w:tentative="1">
+      <w:start w:val="1"/>
+      <w:numFmt w:val="bullet"/>
+      <w:lvlText w:val=""/>
+      <w:lvlJc w:val="left"/>
+      <w:pPr>
+        <w:tabs>
+          <w:tab w:val="num" w:pos="5760"/>
+        </w:tabs>
+        <w:ind w:left="5760" w:hanging="360"/>
+      </w:pPr>
+      <w:rPr>
+        <w:rFonts w:ascii="Wingdings" w:hAnsi="Wingdings" w:hint="default"/>
+        <w:sz w:val="20"/>
+      </w:rPr>
+    </w:lvl>
+    <w:lvl w:ilvl="8" w:tentative="1">
+      <w:start w:val="1"/>
+      <w:numFmt w:val="bullet"/>
+      <w:lvlText w:val=""/>
+      <w:lvlJc w:val="left"/>
+      <w:pPr>
+        <w:tabs>
+          <w:tab w:val="num" w:pos="6480"/>
+        </w:tabs>
+        <w:ind w:left="6480" w:hanging="360"/>
+      </w:pPr>
+      <w:rPr>
+        <w:rFonts w:ascii="Wingdings" w:hAnsi="Wingdings" w:hint="default"/>
+        <w:sz w:val="20"/>
+      </w:rPr>
+    </w:lvl>
+  </w:abstractNum>
+  <w:abstractNum w:abstractNumId="2" w15:restartNumberingAfterBreak="0">
+    <w:nsid w:val="0B2421FC"/>
+    <w:multiLevelType w:val="hybridMultilevel"/>
+    <w:tmpl w:val="DFC2C01C"/>
+    <w:lvl w:ilvl="0" w:tplc="04090001">
+      <w:start w:val="1"/>
+      <w:numFmt w:val="bullet"/>
+      <w:lvlText w:val=""/>
+      <w:lvlJc w:val="left"/>
+      <w:pPr>
+        <w:ind w:left="720" w:hanging="360"/>
+      </w:pPr>
+      <w:rPr>
+        <w:rFonts w:ascii="Symbol" w:hAnsi="Symbol" w:hint="default"/>
+      </w:rPr>
+    </w:lvl>
+    <w:lvl w:ilvl="1" w:tplc="04090003" w:tentative="1">
+      <w:start w:val="1"/>
+      <w:numFmt w:val="bullet"/>
+      <w:lvlText w:val="o"/>
+      <w:lvlJc w:val="left"/>
+      <w:pPr>
+        <w:ind w:left="1440" w:hanging="360"/>
+      </w:pPr>
+      <w:rPr>
+        <w:rFonts w:ascii="Courier New" w:hAnsi="Courier New" w:cs="Courier New" w:hint="default"/>
+      </w:rPr>
+    </w:lvl>
+    <w:lvl w:ilvl="2" w:tplc="04090005" w:tentative="1">
+      <w:start w:val="1"/>
+      <w:numFmt w:val="bullet"/>
+      <w:lvlText w:val=""/>
+      <w:lvlJc w:val="left"/>
+      <w:pPr>
+        <w:ind w:left="2160" w:hanging="360"/>
+      </w:pPr>
+      <w:rPr>
+        <w:rFonts w:ascii="Wingdings" w:hAnsi="Wingdings" w:hint="default"/>
+      </w:rPr>
+    </w:lvl>
+    <w:lvl w:ilvl="3" w:tplc="04090001" w:tentative="1">
+      <w:start w:val="1"/>
+      <w:numFmt w:val="bullet"/>
+      <w:lvlText w:val=""/>
+      <w:lvlJc w:val="left"/>
+      <w:pPr>
+        <w:ind w:left="2880" w:hanging="360"/>
+      </w:pPr>
+      <w:rPr>
+        <w:rFonts w:ascii="Symbol" w:hAnsi="Symbol" w:hint="default"/>
+      </w:rPr>
+    </w:lvl>
+    <w:lvl w:ilvl="4" w:tplc="04090003" w:tentative="1">
+      <w:start w:val="1"/>
+      <w:numFmt w:val="bullet"/>
+      <w:lvlText w:val="o"/>
+      <w:lvlJc w:val="left"/>
+      <w:pPr>
+        <w:ind w:left="3600" w:hanging="360"/>
+      </w:pPr>
+      <w:rPr>
+        <w:rFonts w:ascii="Courier New" w:hAnsi="Courier New" w:cs="Courier New" w:hint="default"/>
+      </w:rPr>
+    </w:lvl>
+    <w:lvl w:ilvl="5" w:tplc="04090005" w:tentative="1">
+      <w:start w:val="1"/>
+      <w:numFmt w:val="bullet"/>
+      <w:lvlText w:val=""/>
+      <w:lvlJc w:val="left"/>
+      <w:pPr>
+        <w:ind w:left="4320" w:hanging="360"/>
+      </w:pPr>
+      <w:rPr>
+        <w:rFonts w:ascii="Wingdings" w:hAnsi="Wingdings" w:hint="default"/>
+      </w:rPr>
+    </w:lvl>
+    <w:lvl w:ilvl="6" w:tplc="04090001" w:tentative="1">
+      <w:start w:val="1"/>
+      <w:numFmt w:val="bullet"/>
+      <w:lvlText w:val=""/>
+      <w:lvlJc w:val="left"/>
+      <w:pPr>
+        <w:ind w:left="5040" w:hanging="360"/>
+      </w:pPr>
+      <w:rPr>
+        <w:rFonts w:ascii="Symbol" w:hAnsi="Symbol" w:hint="default"/>
+      </w:rPr>
+    </w:lvl>
+    <w:lvl w:ilvl="7" w:tplc="04090003" w:tentative="1">
+      <w:start w:val="1"/>
+      <w:numFmt w:val="bullet"/>
+      <w:lvlText w:val="o"/>
+      <w:lvlJc w:val="left"/>
+      <w:pPr>
+        <w:ind w:left="5760" w:hanging="360"/>
+      </w:pPr>
+      <w:rPr>
+        <w:rFonts w:ascii="Courier New" w:hAnsi="Courier New" w:cs="Courier New" w:hint="default"/>
+      </w:rPr>
+    </w:lvl>
+    <w:lvl w:ilvl="8" w:tplc="04090005" w:tentative="1">
+      <w:start w:val="1"/>
+      <w:numFmt w:val="bullet"/>
+      <w:lvlText w:val=""/>
+      <w:lvlJc w:val="left"/>
+      <w:pPr>
+        <w:ind w:left="6480" w:hanging="360"/>
+      </w:pPr>
+      <w:rPr>
+        <w:rFonts w:ascii="Wingdings" w:hAnsi="Wingdings" w:hint="default"/>
+      </w:rPr>
+    </w:lvl>
+  </w:abstractNum>
+  <w:abstractNum w:abstractNumId="3" w15:restartNumberingAfterBreak="0">
     <w:nsid w:val="0EA50405"/>
     <w:multiLevelType w:val="multilevel"/>
     <w:tmpl w:val="D3783E80"/>
@@ -1334,7 +1899,156 @@
       </w:rPr>
     </w:lvl>
   </w:abstractNum>
-  <w:abstractNum w:abstractNumId="2" w15:restartNumberingAfterBreak="0">
+  <w:abstractNum w:abstractNumId="4" w15:restartNumberingAfterBreak="0">
+    <w:nsid w:val="0F5B3A93"/>
+    <w:multiLevelType w:val="multilevel"/>
+    <w:tmpl w:val="BD6C8AFE"/>
+    <w:lvl w:ilvl="0">
+      <w:start w:val="1"/>
+      <w:numFmt w:val="bullet"/>
+      <w:lvlText w:val=""/>
+      <w:lvlJc w:val="left"/>
+      <w:pPr>
+        <w:tabs>
+          <w:tab w:val="num" w:pos="720"/>
+        </w:tabs>
+        <w:ind w:left="720" w:hanging="360"/>
+      </w:pPr>
+      <w:rPr>
+        <w:rFonts w:ascii="Symbol" w:hAnsi="Symbol" w:hint="default"/>
+        <w:sz w:val="20"/>
+      </w:rPr>
+    </w:lvl>
+    <w:lvl w:ilvl="1" w:tentative="1">
+      <w:start w:val="1"/>
+      <w:numFmt w:val="bullet"/>
+      <w:lvlText w:val="o"/>
+      <w:lvlJc w:val="left"/>
+      <w:pPr>
+        <w:tabs>
+          <w:tab w:val="num" w:pos="1440"/>
+        </w:tabs>
+        <w:ind w:left="1440" w:hanging="360"/>
+      </w:pPr>
+      <w:rPr>
+        <w:rFonts w:ascii="Courier New" w:hAnsi="Courier New" w:hint="default"/>
+        <w:sz w:val="20"/>
+      </w:rPr>
+    </w:lvl>
+    <w:lvl w:ilvl="2" w:tentative="1">
+      <w:start w:val="1"/>
+      <w:numFmt w:val="bullet"/>
+      <w:lvlText w:val=""/>
+      <w:lvlJc w:val="left"/>
+      <w:pPr>
+        <w:tabs>
+          <w:tab w:val="num" w:pos="2160"/>
+        </w:tabs>
+        <w:ind w:left="2160" w:hanging="360"/>
+      </w:pPr>
+      <w:rPr>
+        <w:rFonts w:ascii="Wingdings" w:hAnsi="Wingdings" w:hint="default"/>
+        <w:sz w:val="20"/>
+      </w:rPr>
+    </w:lvl>
+    <w:lvl w:ilvl="3" w:tentative="1">
+      <w:start w:val="1"/>
+      <w:numFmt w:val="bullet"/>
+      <w:lvlText w:val=""/>
+      <w:lvlJc w:val="left"/>
+      <w:pPr>
+        <w:tabs>
+          <w:tab w:val="num" w:pos="2880"/>
+        </w:tabs>
+        <w:ind w:left="2880" w:hanging="360"/>
+      </w:pPr>
+      <w:rPr>
+        <w:rFonts w:ascii="Wingdings" w:hAnsi="Wingdings" w:hint="default"/>
+        <w:sz w:val="20"/>
+      </w:rPr>
+    </w:lvl>
+    <w:lvl w:ilvl="4" w:tentative="1">
+      <w:start w:val="1"/>
+      <w:numFmt w:val="bullet"/>
+      <w:lvlText w:val=""/>
+      <w:lvlJc w:val="left"/>
+      <w:pPr>
+        <w:tabs>
+          <w:tab w:val="num" w:pos="3600"/>
+        </w:tabs>
+        <w:ind w:left="3600" w:hanging="360"/>
+      </w:pPr>
+      <w:rPr>
+        <w:rFonts w:ascii="Wingdings" w:hAnsi="Wingdings" w:hint="default"/>
+        <w:sz w:val="20"/>
+      </w:rPr>
+    </w:lvl>
+    <w:lvl w:ilvl="5" w:tentative="1">
+      <w:start w:val="1"/>
+      <w:numFmt w:val="bullet"/>
+      <w:lvlText w:val=""/>
+      <w:lvlJc w:val="left"/>
+      <w:pPr>
+        <w:tabs>
+          <w:tab w:val="num" w:pos="4320"/>
+        </w:tabs>
+        <w:ind w:left="4320" w:hanging="360"/>
+      </w:pPr>
+      <w:rPr>
+        <w:rFonts w:ascii="Wingdings" w:hAnsi="Wingdings" w:hint="default"/>
+        <w:sz w:val="20"/>
+      </w:rPr>
+    </w:lvl>
+    <w:lvl w:ilvl="6" w:tentative="1">
+      <w:start w:val="1"/>
+      <w:numFmt w:val="bullet"/>
+      <w:lvlText w:val=""/>
+      <w:lvlJc w:val="left"/>
+      <w:pPr>
+        <w:tabs>
+          <w:tab w:val="num" w:pos="5040"/>
+        </w:tabs>
+        <w:ind w:left="5040" w:hanging="360"/>
+      </w:pPr>
+      <w:rPr>
+        <w:rFonts w:ascii="Wingdings" w:hAnsi="Wingdings" w:hint="default"/>
+        <w:sz w:val="20"/>
+      </w:rPr>
+    </w:lvl>
+    <w:lvl w:ilvl="7" w:tentative="1">
+      <w:start w:val="1"/>
+      <w:numFmt w:val="bullet"/>
+      <w:lvlText w:val=""/>
+      <w:lvlJc w:val="left"/>
+      <w:pPr>
+        <w:tabs>
+          <w:tab w:val="num" w:pos="5760"/>
+        </w:tabs>
+        <w:ind w:left="5760" w:hanging="360"/>
+      </w:pPr>
+      <w:rPr>
+        <w:rFonts w:ascii="Wingdings" w:hAnsi="Wingdings" w:hint="default"/>
+        <w:sz w:val="20"/>
+      </w:rPr>
+    </w:lvl>
+    <w:lvl w:ilvl="8" w:tentative="1">
+      <w:start w:val="1"/>
+      <w:numFmt w:val="bullet"/>
+      <w:lvlText w:val=""/>
+      <w:lvlJc w:val="left"/>
+      <w:pPr>
+        <w:tabs>
+          <w:tab w:val="num" w:pos="6480"/>
+        </w:tabs>
+        <w:ind w:left="6480" w:hanging="360"/>
+      </w:pPr>
+      <w:rPr>
+        <w:rFonts w:ascii="Wingdings" w:hAnsi="Wingdings" w:hint="default"/>
+        <w:sz w:val="20"/>
+      </w:rPr>
+    </w:lvl>
+  </w:abstractNum>
+  <w:abstractNum w:abstractNumId="5" w15:restartNumberingAfterBreak="0">
     <w:nsid w:val="1C011BF3"/>
     <w:multiLevelType w:val="multilevel"/>
     <w:tmpl w:val="E6C22EAE"/>
@@ -1483,20 +2197,833 @@
       </w:rPr>
     </w:lvl>
   </w:abstractNum>
+  <w:abstractNum w:abstractNumId="6" w15:restartNumberingAfterBreak="0">
+    <w:nsid w:val="282E22F7"/>
+    <w:multiLevelType w:val="hybridMultilevel"/>
+    <w:tmpl w:val="52A86E20"/>
+    <w:lvl w:ilvl="0" w:tplc="04090001">
+      <w:start w:val="1"/>
+      <w:numFmt w:val="bullet"/>
+      <w:lvlText w:val=""/>
+      <w:lvlJc w:val="left"/>
+      <w:pPr>
+        <w:ind w:left="720" w:hanging="360"/>
+      </w:pPr>
+      <w:rPr>
+        <w:rFonts w:ascii="Symbol" w:hAnsi="Symbol" w:hint="default"/>
+      </w:rPr>
+    </w:lvl>
+    <w:lvl w:ilvl="1" w:tplc="04090003" w:tentative="1">
+      <w:start w:val="1"/>
+      <w:numFmt w:val="bullet"/>
+      <w:lvlText w:val="o"/>
+      <w:lvlJc w:val="left"/>
+      <w:pPr>
+        <w:ind w:left="1440" w:hanging="360"/>
+      </w:pPr>
+      <w:rPr>
+        <w:rFonts w:ascii="Courier New" w:hAnsi="Courier New" w:cs="Courier New" w:hint="default"/>
+      </w:rPr>
+    </w:lvl>
+    <w:lvl w:ilvl="2" w:tplc="04090005" w:tentative="1">
+      <w:start w:val="1"/>
+      <w:numFmt w:val="bullet"/>
+      <w:lvlText w:val=""/>
+      <w:lvlJc w:val="left"/>
+      <w:pPr>
+        <w:ind w:left="2160" w:hanging="360"/>
+      </w:pPr>
+      <w:rPr>
+        <w:rFonts w:ascii="Wingdings" w:hAnsi="Wingdings" w:hint="default"/>
+      </w:rPr>
+    </w:lvl>
+    <w:lvl w:ilvl="3" w:tplc="04090001" w:tentative="1">
+      <w:start w:val="1"/>
+      <w:numFmt w:val="bullet"/>
+      <w:lvlText w:val=""/>
+      <w:lvlJc w:val="left"/>
+      <w:pPr>
+        <w:ind w:left="2880" w:hanging="360"/>
+      </w:pPr>
+      <w:rPr>
+        <w:rFonts w:ascii="Symbol" w:hAnsi="Symbol" w:hint="default"/>
+      </w:rPr>
+    </w:lvl>
+    <w:lvl w:ilvl="4" w:tplc="04090003" w:tentative="1">
+      <w:start w:val="1"/>
+      <w:numFmt w:val="bullet"/>
+      <w:lvlText w:val="o"/>
+      <w:lvlJc w:val="left"/>
+      <w:pPr>
+        <w:ind w:left="3600" w:hanging="360"/>
+      </w:pPr>
+      <w:rPr>
+        <w:rFonts w:ascii="Courier New" w:hAnsi="Courier New" w:cs="Courier New" w:hint="default"/>
+      </w:rPr>
+    </w:lvl>
+    <w:lvl w:ilvl="5" w:tplc="04090005" w:tentative="1">
+      <w:start w:val="1"/>
+      <w:numFmt w:val="bullet"/>
+      <w:lvlText w:val=""/>
+      <w:lvlJc w:val="left"/>
+      <w:pPr>
+        <w:ind w:left="4320" w:hanging="360"/>
+      </w:pPr>
+      <w:rPr>
+        <w:rFonts w:ascii="Wingdings" w:hAnsi="Wingdings" w:hint="default"/>
+      </w:rPr>
+    </w:lvl>
+    <w:lvl w:ilvl="6" w:tplc="04090001" w:tentative="1">
+      <w:start w:val="1"/>
+      <w:numFmt w:val="bullet"/>
+      <w:lvlText w:val=""/>
+      <w:lvlJc w:val="left"/>
+      <w:pPr>
+        <w:ind w:left="5040" w:hanging="360"/>
+      </w:pPr>
+      <w:rPr>
+        <w:rFonts w:ascii="Symbol" w:hAnsi="Symbol" w:hint="default"/>
+      </w:rPr>
+    </w:lvl>
+    <w:lvl w:ilvl="7" w:tplc="04090003" w:tentative="1">
+      <w:start w:val="1"/>
+      <w:numFmt w:val="bullet"/>
+      <w:lvlText w:val="o"/>
+      <w:lvlJc w:val="left"/>
+      <w:pPr>
+        <w:ind w:left="5760" w:hanging="360"/>
+      </w:pPr>
+      <w:rPr>
+        <w:rFonts w:ascii="Courier New" w:hAnsi="Courier New" w:cs="Courier New" w:hint="default"/>
+      </w:rPr>
+    </w:lvl>
+    <w:lvl w:ilvl="8" w:tplc="04090005" w:tentative="1">
+      <w:start w:val="1"/>
+      <w:numFmt w:val="bullet"/>
+      <w:lvlText w:val=""/>
+      <w:lvlJc w:val="left"/>
+      <w:pPr>
+        <w:ind w:left="6480" w:hanging="360"/>
+      </w:pPr>
+      <w:rPr>
+        <w:rFonts w:ascii="Wingdings" w:hAnsi="Wingdings" w:hint="default"/>
+      </w:rPr>
+    </w:lvl>
+  </w:abstractNum>
+  <w:abstractNum w:abstractNumId="7" w15:restartNumberingAfterBreak="0">
+    <w:nsid w:val="363B28A1"/>
+    <w:multiLevelType w:val="multilevel"/>
+    <w:tmpl w:val="A26C8220"/>
+    <w:lvl w:ilvl="0">
+      <w:start w:val="1"/>
+      <w:numFmt w:val="bullet"/>
+      <w:lvlText w:val=""/>
+      <w:lvlJc w:val="left"/>
+      <w:pPr>
+        <w:tabs>
+          <w:tab w:val="num" w:pos="720"/>
+        </w:tabs>
+        <w:ind w:left="720" w:hanging="360"/>
+      </w:pPr>
+      <w:rPr>
+        <w:rFonts w:ascii="Symbol" w:hAnsi="Symbol" w:hint="default"/>
+        <w:sz w:val="20"/>
+      </w:rPr>
+    </w:lvl>
+    <w:lvl w:ilvl="1" w:tentative="1">
+      <w:start w:val="1"/>
+      <w:numFmt w:val="bullet"/>
+      <w:lvlText w:val="o"/>
+      <w:lvlJc w:val="left"/>
+      <w:pPr>
+        <w:tabs>
+          <w:tab w:val="num" w:pos="1440"/>
+        </w:tabs>
+        <w:ind w:left="1440" w:hanging="360"/>
+      </w:pPr>
+      <w:rPr>
+        <w:rFonts w:ascii="Courier New" w:hAnsi="Courier New" w:hint="default"/>
+        <w:sz w:val="20"/>
+      </w:rPr>
+    </w:lvl>
+    <w:lvl w:ilvl="2" w:tentative="1">
+      <w:start w:val="1"/>
+      <w:numFmt w:val="bullet"/>
+      <w:lvlText w:val=""/>
+      <w:lvlJc w:val="left"/>
+      <w:pPr>
+        <w:tabs>
+          <w:tab w:val="num" w:pos="2160"/>
+        </w:tabs>
+        <w:ind w:left="2160" w:hanging="360"/>
+      </w:pPr>
+      <w:rPr>
+        <w:rFonts w:ascii="Wingdings" w:hAnsi="Wingdings" w:hint="default"/>
+        <w:sz w:val="20"/>
+      </w:rPr>
+    </w:lvl>
+    <w:lvl w:ilvl="3" w:tentative="1">
+      <w:start w:val="1"/>
+      <w:numFmt w:val="bullet"/>
+      <w:lvlText w:val=""/>
+      <w:lvlJc w:val="left"/>
+      <w:pPr>
+        <w:tabs>
+          <w:tab w:val="num" w:pos="2880"/>
+        </w:tabs>
+        <w:ind w:left="2880" w:hanging="360"/>
+      </w:pPr>
+      <w:rPr>
+        <w:rFonts w:ascii="Wingdings" w:hAnsi="Wingdings" w:hint="default"/>
+        <w:sz w:val="20"/>
+      </w:rPr>
+    </w:lvl>
+    <w:lvl w:ilvl="4" w:tentative="1">
+      <w:start w:val="1"/>
+      <w:numFmt w:val="bullet"/>
+      <w:lvlText w:val=""/>
+      <w:lvlJc w:val="left"/>
+      <w:pPr>
+        <w:tabs>
+          <w:tab w:val="num" w:pos="3600"/>
+        </w:tabs>
+        <w:ind w:left="3600" w:hanging="360"/>
+      </w:pPr>
+      <w:rPr>
+        <w:rFonts w:ascii="Wingdings" w:hAnsi="Wingdings" w:hint="default"/>
+        <w:sz w:val="20"/>
+      </w:rPr>
+    </w:lvl>
+    <w:lvl w:ilvl="5" w:tentative="1">
+      <w:start w:val="1"/>
+      <w:numFmt w:val="bullet"/>
+      <w:lvlText w:val=""/>
+      <w:lvlJc w:val="left"/>
+      <w:pPr>
+        <w:tabs>
+          <w:tab w:val="num" w:pos="4320"/>
+        </w:tabs>
+        <w:ind w:left="4320" w:hanging="360"/>
+      </w:pPr>
+      <w:rPr>
+        <w:rFonts w:ascii="Wingdings" w:hAnsi="Wingdings" w:hint="default"/>
+        <w:sz w:val="20"/>
+      </w:rPr>
+    </w:lvl>
+    <w:lvl w:ilvl="6" w:tentative="1">
+      <w:start w:val="1"/>
+      <w:numFmt w:val="bullet"/>
+      <w:lvlText w:val=""/>
+      <w:lvlJc w:val="left"/>
+      <w:pPr>
+        <w:tabs>
+          <w:tab w:val="num" w:pos="5040"/>
+        </w:tabs>
+        <w:ind w:left="5040" w:hanging="360"/>
+      </w:pPr>
+      <w:rPr>
+        <w:rFonts w:ascii="Wingdings" w:hAnsi="Wingdings" w:hint="default"/>
+        <w:sz w:val="20"/>
+      </w:rPr>
+    </w:lvl>
+    <w:lvl w:ilvl="7" w:tentative="1">
+      <w:start w:val="1"/>
+      <w:numFmt w:val="bullet"/>
+      <w:lvlText w:val=""/>
+      <w:lvlJc w:val="left"/>
+      <w:pPr>
+        <w:tabs>
+          <w:tab w:val="num" w:pos="5760"/>
+        </w:tabs>
+        <w:ind w:left="5760" w:hanging="360"/>
+      </w:pPr>
+      <w:rPr>
+        <w:rFonts w:ascii="Wingdings" w:hAnsi="Wingdings" w:hint="default"/>
+        <w:sz w:val="20"/>
+      </w:rPr>
+    </w:lvl>
+    <w:lvl w:ilvl="8" w:tentative="1">
+      <w:start w:val="1"/>
+      <w:numFmt w:val="bullet"/>
+      <w:lvlText w:val=""/>
+      <w:lvlJc w:val="left"/>
+      <w:pPr>
+        <w:tabs>
+          <w:tab w:val="num" w:pos="6480"/>
+        </w:tabs>
+        <w:ind w:left="6480" w:hanging="360"/>
+      </w:pPr>
+      <w:rPr>
+        <w:rFonts w:ascii="Wingdings" w:hAnsi="Wingdings" w:hint="default"/>
+        <w:sz w:val="20"/>
+      </w:rPr>
+    </w:lvl>
+  </w:abstractNum>
+  <w:abstractNum w:abstractNumId="8" w15:restartNumberingAfterBreak="0">
+    <w:nsid w:val="55B84EB4"/>
+    <w:multiLevelType w:val="multilevel"/>
+    <w:tmpl w:val="22102556"/>
+    <w:lvl w:ilvl="0">
+      <w:start w:val="1"/>
+      <w:numFmt w:val="bullet"/>
+      <w:lvlText w:val=""/>
+      <w:lvlJc w:val="left"/>
+      <w:pPr>
+        <w:tabs>
+          <w:tab w:val="num" w:pos="720"/>
+        </w:tabs>
+        <w:ind w:left="720" w:hanging="360"/>
+      </w:pPr>
+      <w:rPr>
+        <w:rFonts w:ascii="Symbol" w:hAnsi="Symbol" w:hint="default"/>
+        <w:sz w:val="20"/>
+      </w:rPr>
+    </w:lvl>
+    <w:lvl w:ilvl="1" w:tentative="1">
+      <w:start w:val="1"/>
+      <w:numFmt w:val="bullet"/>
+      <w:lvlText w:val="o"/>
+      <w:lvlJc w:val="left"/>
+      <w:pPr>
+        <w:tabs>
+          <w:tab w:val="num" w:pos="1440"/>
+        </w:tabs>
+        <w:ind w:left="1440" w:hanging="360"/>
+      </w:pPr>
+      <w:rPr>
+        <w:rFonts w:ascii="Courier New" w:hAnsi="Courier New" w:hint="default"/>
+        <w:sz w:val="20"/>
+      </w:rPr>
+    </w:lvl>
+    <w:lvl w:ilvl="2" w:tentative="1">
+      <w:start w:val="1"/>
+      <w:numFmt w:val="bullet"/>
+      <w:lvlText w:val=""/>
+      <w:lvlJc w:val="left"/>
+      <w:pPr>
+        <w:tabs>
+          <w:tab w:val="num" w:pos="2160"/>
+        </w:tabs>
+        <w:ind w:left="2160" w:hanging="360"/>
+      </w:pPr>
+      <w:rPr>
+        <w:rFonts w:ascii="Wingdings" w:hAnsi="Wingdings" w:hint="default"/>
+        <w:sz w:val="20"/>
+      </w:rPr>
+    </w:lvl>
+    <w:lvl w:ilvl="3" w:tentative="1">
+      <w:start w:val="1"/>
+      <w:numFmt w:val="bullet"/>
+      <w:lvlText w:val=""/>
+      <w:lvlJc w:val="left"/>
+      <w:pPr>
+        <w:tabs>
+          <w:tab w:val="num" w:pos="2880"/>
+        </w:tabs>
+        <w:ind w:left="2880" w:hanging="360"/>
+      </w:pPr>
+      <w:rPr>
+        <w:rFonts w:ascii="Wingdings" w:hAnsi="Wingdings" w:hint="default"/>
+        <w:sz w:val="20"/>
+      </w:rPr>
+    </w:lvl>
+    <w:lvl w:ilvl="4" w:tentative="1">
+      <w:start w:val="1"/>
+      <w:numFmt w:val="bullet"/>
+      <w:lvlText w:val=""/>
+      <w:lvlJc w:val="left"/>
+      <w:pPr>
+        <w:tabs>
+          <w:tab w:val="num" w:pos="3600"/>
+        </w:tabs>
+        <w:ind w:left="3600" w:hanging="360"/>
+      </w:pPr>
+      <w:rPr>
+        <w:rFonts w:ascii="Wingdings" w:hAnsi="Wingdings" w:hint="default"/>
+        <w:sz w:val="20"/>
+      </w:rPr>
+    </w:lvl>
+    <w:lvl w:ilvl="5" w:tentative="1">
+      <w:start w:val="1"/>
+      <w:numFmt w:val="bullet"/>
+      <w:lvlText w:val=""/>
+      <w:lvlJc w:val="left"/>
+      <w:pPr>
+        <w:tabs>
+          <w:tab w:val="num" w:pos="4320"/>
+        </w:tabs>
+        <w:ind w:left="4320" w:hanging="360"/>
+      </w:pPr>
+      <w:rPr>
+        <w:rFonts w:ascii="Wingdings" w:hAnsi="Wingdings" w:hint="default"/>
+        <w:sz w:val="20"/>
+      </w:rPr>
+    </w:lvl>
+    <w:lvl w:ilvl="6" w:tentative="1">
+      <w:start w:val="1"/>
+      <w:numFmt w:val="bullet"/>
+      <w:lvlText w:val=""/>
+      <w:lvlJc w:val="left"/>
+      <w:pPr>
+        <w:tabs>
+          <w:tab w:val="num" w:pos="5040"/>
+        </w:tabs>
+        <w:ind w:left="5040" w:hanging="360"/>
+      </w:pPr>
+      <w:rPr>
+        <w:rFonts w:ascii="Wingdings" w:hAnsi="Wingdings" w:hint="default"/>
+        <w:sz w:val="20"/>
+      </w:rPr>
+    </w:lvl>
+    <w:lvl w:ilvl="7" w:tentative="1">
+      <w:start w:val="1"/>
+      <w:numFmt w:val="bullet"/>
+      <w:lvlText w:val=""/>
+      <w:lvlJc w:val="left"/>
+      <w:pPr>
+        <w:tabs>
+          <w:tab w:val="num" w:pos="5760"/>
+        </w:tabs>
+        <w:ind w:left="5760" w:hanging="360"/>
+      </w:pPr>
+      <w:rPr>
+        <w:rFonts w:ascii="Wingdings" w:hAnsi="Wingdings" w:hint="default"/>
+        <w:sz w:val="20"/>
+      </w:rPr>
+    </w:lvl>
+    <w:lvl w:ilvl="8" w:tentative="1">
+      <w:start w:val="1"/>
+      <w:numFmt w:val="bullet"/>
+      <w:lvlText w:val=""/>
+      <w:lvlJc w:val="left"/>
+      <w:pPr>
+        <w:tabs>
+          <w:tab w:val="num" w:pos="6480"/>
+        </w:tabs>
+        <w:ind w:left="6480" w:hanging="360"/>
+      </w:pPr>
+      <w:rPr>
+        <w:rFonts w:ascii="Wingdings" w:hAnsi="Wingdings" w:hint="default"/>
+        <w:sz w:val="20"/>
+      </w:rPr>
+    </w:lvl>
+  </w:abstractNum>
+  <w:abstractNum w:abstractNumId="9" w15:restartNumberingAfterBreak="0">
+    <w:nsid w:val="65890FE7"/>
+    <w:multiLevelType w:val="hybridMultilevel"/>
+    <w:tmpl w:val="A8868D8C"/>
+    <w:lvl w:ilvl="0" w:tplc="04090001">
+      <w:start w:val="1"/>
+      <w:numFmt w:val="bullet"/>
+      <w:lvlText w:val=""/>
+      <w:lvlJc w:val="left"/>
+      <w:pPr>
+        <w:ind w:left="720" w:hanging="360"/>
+      </w:pPr>
+      <w:rPr>
+        <w:rFonts w:ascii="Symbol" w:hAnsi="Symbol" w:hint="default"/>
+      </w:rPr>
+    </w:lvl>
+    <w:lvl w:ilvl="1" w:tplc="04090003" w:tentative="1">
+      <w:start w:val="1"/>
+      <w:numFmt w:val="bullet"/>
+      <w:lvlText w:val="o"/>
+      <w:lvlJc w:val="left"/>
+      <w:pPr>
+        <w:ind w:left="1440" w:hanging="360"/>
+      </w:pPr>
+      <w:rPr>
+        <w:rFonts w:ascii="Courier New" w:hAnsi="Courier New" w:cs="Courier New" w:hint="default"/>
+      </w:rPr>
+    </w:lvl>
+    <w:lvl w:ilvl="2" w:tplc="04090005" w:tentative="1">
+      <w:start w:val="1"/>
+      <w:numFmt w:val="bullet"/>
+      <w:lvlText w:val=""/>
+      <w:lvlJc w:val="left"/>
+      <w:pPr>
+        <w:ind w:left="2160" w:hanging="360"/>
+      </w:pPr>
+      <w:rPr>
+        <w:rFonts w:ascii="Wingdings" w:hAnsi="Wingdings" w:hint="default"/>
+      </w:rPr>
+    </w:lvl>
+    <w:lvl w:ilvl="3" w:tplc="04090001" w:tentative="1">
+      <w:start w:val="1"/>
+      <w:numFmt w:val="bullet"/>
+      <w:lvlText w:val=""/>
+      <w:lvlJc w:val="left"/>
+      <w:pPr>
+        <w:ind w:left="2880" w:hanging="360"/>
+      </w:pPr>
+      <w:rPr>
+        <w:rFonts w:ascii="Symbol" w:hAnsi="Symbol" w:hint="default"/>
+      </w:rPr>
+    </w:lvl>
+    <w:lvl w:ilvl="4" w:tplc="04090003" w:tentative="1">
+      <w:start w:val="1"/>
+      <w:numFmt w:val="bullet"/>
+      <w:lvlText w:val="o"/>
+      <w:lvlJc w:val="left"/>
+      <w:pPr>
+        <w:ind w:left="3600" w:hanging="360"/>
+      </w:pPr>
+      <w:rPr>
+        <w:rFonts w:ascii="Courier New" w:hAnsi="Courier New" w:cs="Courier New" w:hint="default"/>
+      </w:rPr>
+    </w:lvl>
+    <w:lvl w:ilvl="5" w:tplc="04090005" w:tentative="1">
+      <w:start w:val="1"/>
+      <w:numFmt w:val="bullet"/>
+      <w:lvlText w:val=""/>
+      <w:lvlJc w:val="left"/>
+      <w:pPr>
+        <w:ind w:left="4320" w:hanging="360"/>
+      </w:pPr>
+      <w:rPr>
+        <w:rFonts w:ascii="Wingdings" w:hAnsi="Wingdings" w:hint="default"/>
+      </w:rPr>
+    </w:lvl>
+    <w:lvl w:ilvl="6" w:tplc="04090001" w:tentative="1">
+      <w:start w:val="1"/>
+      <w:numFmt w:val="bullet"/>
+      <w:lvlText w:val=""/>
+      <w:lvlJc w:val="left"/>
+      <w:pPr>
+        <w:ind w:left="5040" w:hanging="360"/>
+      </w:pPr>
+      <w:rPr>
+        <w:rFonts w:ascii="Symbol" w:hAnsi="Symbol" w:hint="default"/>
+      </w:rPr>
+    </w:lvl>
+    <w:lvl w:ilvl="7" w:tplc="04090003" w:tentative="1">
+      <w:start w:val="1"/>
+      <w:numFmt w:val="bullet"/>
+      <w:lvlText w:val="o"/>
+      <w:lvlJc w:val="left"/>
+      <w:pPr>
+        <w:ind w:left="5760" w:hanging="360"/>
+      </w:pPr>
+      <w:rPr>
+        <w:rFonts w:ascii="Courier New" w:hAnsi="Courier New" w:cs="Courier New" w:hint="default"/>
+      </w:rPr>
+    </w:lvl>
+    <w:lvl w:ilvl="8" w:tplc="04090005" w:tentative="1">
+      <w:start w:val="1"/>
+      <w:numFmt w:val="bullet"/>
+      <w:lvlText w:val=""/>
+      <w:lvlJc w:val="left"/>
+      <w:pPr>
+        <w:ind w:left="6480" w:hanging="360"/>
+      </w:pPr>
+      <w:rPr>
+        <w:rFonts w:ascii="Wingdings" w:hAnsi="Wingdings" w:hint="default"/>
+      </w:rPr>
+    </w:lvl>
+  </w:abstractNum>
+  <w:abstractNum w:abstractNumId="10" w15:restartNumberingAfterBreak="0">
+    <w:nsid w:val="7AA6101E"/>
+    <w:multiLevelType w:val="hybridMultilevel"/>
+    <w:tmpl w:val="21E48422"/>
+    <w:lvl w:ilvl="0" w:tplc="04090001">
+      <w:start w:val="1"/>
+      <w:numFmt w:val="bullet"/>
+      <w:lvlText w:val=""/>
+      <w:lvlJc w:val="left"/>
+      <w:pPr>
+        <w:ind w:left="720" w:hanging="360"/>
+      </w:pPr>
+      <w:rPr>
+        <w:rFonts w:ascii="Symbol" w:hAnsi="Symbol" w:hint="default"/>
+      </w:rPr>
+    </w:lvl>
+    <w:lvl w:ilvl="1" w:tplc="04090003" w:tentative="1">
+      <w:start w:val="1"/>
+      <w:numFmt w:val="bullet"/>
+      <w:lvlText w:val="o"/>
+      <w:lvlJc w:val="left"/>
+      <w:pPr>
+        <w:ind w:left="1440" w:hanging="360"/>
+      </w:pPr>
+      <w:rPr>
+        <w:rFonts w:ascii="Courier New" w:hAnsi="Courier New" w:cs="Courier New" w:hint="default"/>
+      </w:rPr>
+    </w:lvl>
+    <w:lvl w:ilvl="2" w:tplc="04090005" w:tentative="1">
+      <w:start w:val="1"/>
+      <w:numFmt w:val="bullet"/>
+      <w:lvlText w:val=""/>
+      <w:lvlJc w:val="left"/>
+      <w:pPr>
+        <w:ind w:left="2160" w:hanging="360"/>
+      </w:pPr>
+      <w:rPr>
+        <w:rFonts w:ascii="Wingdings" w:hAnsi="Wingdings" w:hint="default"/>
+      </w:rPr>
+    </w:lvl>
+    <w:lvl w:ilvl="3" w:tplc="04090001" w:tentative="1">
+      <w:start w:val="1"/>
+      <w:numFmt w:val="bullet"/>
+      <w:lvlText w:val=""/>
+      <w:lvlJc w:val="left"/>
+      <w:pPr>
+        <w:ind w:left="2880" w:hanging="360"/>
+      </w:pPr>
+      <w:rPr>
+        <w:rFonts w:ascii="Symbol" w:hAnsi="Symbol" w:hint="default"/>
+      </w:rPr>
+    </w:lvl>
+    <w:lvl w:ilvl="4" w:tplc="04090003" w:tentative="1">
+      <w:start w:val="1"/>
+      <w:numFmt w:val="bullet"/>
+      <w:lvlText w:val="o"/>
+      <w:lvlJc w:val="left"/>
+      <w:pPr>
+        <w:ind w:left="3600" w:hanging="360"/>
+      </w:pPr>
+      <w:rPr>
+        <w:rFonts w:ascii="Courier New" w:hAnsi="Courier New" w:cs="Courier New" w:hint="default"/>
+      </w:rPr>
+    </w:lvl>
+    <w:lvl w:ilvl="5" w:tplc="04090005" w:tentative="1">
+      <w:start w:val="1"/>
+      <w:numFmt w:val="bullet"/>
+      <w:lvlText w:val=""/>
+      <w:lvlJc w:val="left"/>
+      <w:pPr>
+        <w:ind w:left="4320" w:hanging="360"/>
+      </w:pPr>
+      <w:rPr>
+        <w:rFonts w:ascii="Wingdings" w:hAnsi="Wingdings" w:hint="default"/>
+      </w:rPr>
+    </w:lvl>
+    <w:lvl w:ilvl="6" w:tplc="04090001" w:tentative="1">
+      <w:start w:val="1"/>
+      <w:numFmt w:val="bullet"/>
+      <w:lvlText w:val=""/>
+      <w:lvlJc w:val="left"/>
+      <w:pPr>
+        <w:ind w:left="5040" w:hanging="360"/>
+      </w:pPr>
+      <w:rPr>
+        <w:rFonts w:ascii="Symbol" w:hAnsi="Symbol" w:hint="default"/>
+      </w:rPr>
+    </w:lvl>
+    <w:lvl w:ilvl="7" w:tplc="04090003" w:tentative="1">
+      <w:start w:val="1"/>
+      <w:numFmt w:val="bullet"/>
+      <w:lvlText w:val="o"/>
+      <w:lvlJc w:val="left"/>
+      <w:pPr>
+        <w:ind w:left="5760" w:hanging="360"/>
+      </w:pPr>
+      <w:rPr>
+        <w:rFonts w:ascii="Courier New" w:hAnsi="Courier New" w:cs="Courier New" w:hint="default"/>
+      </w:rPr>
+    </w:lvl>
+    <w:lvl w:ilvl="8" w:tplc="04090005" w:tentative="1">
+      <w:start w:val="1"/>
+      <w:numFmt w:val="bullet"/>
+      <w:lvlText w:val=""/>
+      <w:lvlJc w:val="left"/>
+      <w:pPr>
+        <w:ind w:left="6480" w:hanging="360"/>
+      </w:pPr>
+      <w:rPr>
+        <w:rFonts w:ascii="Wingdings" w:hAnsi="Wingdings" w:hint="default"/>
+      </w:rPr>
+    </w:lvl>
+  </w:abstractNum>
+  <w:abstractNum w:abstractNumId="11" w15:restartNumberingAfterBreak="0">
+    <w:nsid w:val="7C6217F7"/>
+    <w:multiLevelType w:val="multilevel"/>
+    <w:tmpl w:val="2BA6089A"/>
+    <w:lvl w:ilvl="0">
+      <w:start w:val="1"/>
+      <w:numFmt w:val="bullet"/>
+      <w:lvlText w:val=""/>
+      <w:lvlJc w:val="left"/>
+      <w:pPr>
+        <w:tabs>
+          <w:tab w:val="num" w:pos="720"/>
+        </w:tabs>
+        <w:ind w:left="720" w:hanging="360"/>
+      </w:pPr>
+      <w:rPr>
+        <w:rFonts w:ascii="Symbol" w:hAnsi="Symbol" w:hint="default"/>
+        <w:sz w:val="20"/>
+      </w:rPr>
+    </w:lvl>
+    <w:lvl w:ilvl="1" w:tentative="1">
+      <w:start w:val="1"/>
+      <w:numFmt w:val="bullet"/>
+      <w:lvlText w:val="o"/>
+      <w:lvlJc w:val="left"/>
+      <w:pPr>
+        <w:tabs>
+          <w:tab w:val="num" w:pos="1440"/>
+        </w:tabs>
+        <w:ind w:left="1440" w:hanging="360"/>
+      </w:pPr>
+      <w:rPr>
+        <w:rFonts w:ascii="Courier New" w:hAnsi="Courier New" w:hint="default"/>
+        <w:sz w:val="20"/>
+      </w:rPr>
+    </w:lvl>
+    <w:lvl w:ilvl="2" w:tentative="1">
+      <w:start w:val="1"/>
+      <w:numFmt w:val="bullet"/>
+      <w:lvlText w:val=""/>
+      <w:lvlJc w:val="left"/>
+      <w:pPr>
+        <w:tabs>
+          <w:tab w:val="num" w:pos="2160"/>
+        </w:tabs>
+        <w:ind w:left="2160" w:hanging="360"/>
+      </w:pPr>
+      <w:rPr>
+        <w:rFonts w:ascii="Wingdings" w:hAnsi="Wingdings" w:hint="default"/>
+        <w:sz w:val="20"/>
+      </w:rPr>
+    </w:lvl>
+    <w:lvl w:ilvl="3" w:tentative="1">
+      <w:start w:val="1"/>
+      <w:numFmt w:val="bullet"/>
+      <w:lvlText w:val=""/>
+      <w:lvlJc w:val="left"/>
+      <w:pPr>
+        <w:tabs>
+          <w:tab w:val="num" w:pos="2880"/>
+        </w:tabs>
+        <w:ind w:left="2880" w:hanging="360"/>
+      </w:pPr>
+      <w:rPr>
+        <w:rFonts w:ascii="Wingdings" w:hAnsi="Wingdings" w:hint="default"/>
+        <w:sz w:val="20"/>
+      </w:rPr>
+    </w:lvl>
+    <w:lvl w:ilvl="4" w:tentative="1">
+      <w:start w:val="1"/>
+      <w:numFmt w:val="bullet"/>
+      <w:lvlText w:val=""/>
+      <w:lvlJc w:val="left"/>
+      <w:pPr>
+        <w:tabs>
+          <w:tab w:val="num" w:pos="3600"/>
+        </w:tabs>
+        <w:ind w:left="3600" w:hanging="360"/>
+      </w:pPr>
+      <w:rPr>
+        <w:rFonts w:ascii="Wingdings" w:hAnsi="Wingdings" w:hint="default"/>
+        <w:sz w:val="20"/>
+      </w:rPr>
+    </w:lvl>
+    <w:lvl w:ilvl="5" w:tentative="1">
+      <w:start w:val="1"/>
+      <w:numFmt w:val="bullet"/>
+      <w:lvlText w:val=""/>
+      <w:lvlJc w:val="left"/>
+      <w:pPr>
+        <w:tabs>
+          <w:tab w:val="num" w:pos="4320"/>
+        </w:tabs>
+        <w:ind w:left="4320" w:hanging="360"/>
+      </w:pPr>
+      <w:rPr>
+        <w:rFonts w:ascii="Wingdings" w:hAnsi="Wingdings" w:hint="default"/>
+        <w:sz w:val="20"/>
+      </w:rPr>
+    </w:lvl>
+    <w:lvl w:ilvl="6" w:tentative="1">
+      <w:start w:val="1"/>
+      <w:numFmt w:val="bullet"/>
+      <w:lvlText w:val=""/>
+      <w:lvlJc w:val="left"/>
+      <w:pPr>
+        <w:tabs>
+          <w:tab w:val="num" w:pos="5040"/>
+        </w:tabs>
+        <w:ind w:left="5040" w:hanging="360"/>
+      </w:pPr>
+      <w:rPr>
+        <w:rFonts w:ascii="Wingdings" w:hAnsi="Wingdings" w:hint="default"/>
+        <w:sz w:val="20"/>
+      </w:rPr>
+    </w:lvl>
+    <w:lvl w:ilvl="7" w:tentative="1">
+      <w:start w:val="1"/>
+      <w:numFmt w:val="bullet"/>
+      <w:lvlText w:val=""/>
+      <w:lvlJc w:val="left"/>
+      <w:pPr>
+        <w:tabs>
+          <w:tab w:val="num" w:pos="5760"/>
+        </w:tabs>
+        <w:ind w:left="5760" w:hanging="360"/>
+      </w:pPr>
+      <w:rPr>
+        <w:rFonts w:ascii="Wingdings" w:hAnsi="Wingdings" w:hint="default"/>
+        <w:sz w:val="20"/>
+      </w:rPr>
+    </w:lvl>
+    <w:lvl w:ilvl="8" w:tentative="1">
+      <w:start w:val="1"/>
+      <w:numFmt w:val="bullet"/>
+      <w:lvlText w:val=""/>
+      <w:lvlJc w:val="left"/>
+      <w:pPr>
+        <w:tabs>
+          <w:tab w:val="num" w:pos="6480"/>
+        </w:tabs>
+        <w:ind w:left="6480" w:hanging="360"/>
+      </w:pPr>
+      <w:rPr>
+        <w:rFonts w:ascii="Wingdings" w:hAnsi="Wingdings" w:hint="default"/>
+        <w:sz w:val="20"/>
+      </w:rPr>
+    </w:lvl>
+  </w:abstractNum>
   <w:num w:numId="1" w16cid:durableId="968823956">
-    <w:abstractNumId w:val="1"/>
+    <w:abstractNumId w:val="3"/>
   </w:num>
   <w:num w:numId="2" w16cid:durableId="938949807">
     <w:abstractNumId w:val="0"/>
   </w:num>
   <w:num w:numId="3" w16cid:durableId="1753618633">
+    <w:abstractNumId w:val="5"/>
+  </w:num>
+  <w:num w:numId="4" w16cid:durableId="1145664348">
+    <w:abstractNumId w:val="7"/>
+  </w:num>
+  <w:num w:numId="5" w16cid:durableId="1272130371">
+    <w:abstractNumId w:val="4"/>
+  </w:num>
+  <w:num w:numId="6" w16cid:durableId="842091628">
     <w:abstractNumId w:val="2"/>
+  </w:num>
+  <w:num w:numId="7" w16cid:durableId="9458459">
+    <w:abstractNumId w:val="10"/>
+  </w:num>
+  <w:num w:numId="8" w16cid:durableId="1012993302">
+    <w:abstractNumId w:val="6"/>
+  </w:num>
+  <w:num w:numId="9" w16cid:durableId="1054620147">
+    <w:abstractNumId w:val="9"/>
+  </w:num>
+  <w:num w:numId="10" w16cid:durableId="626356629">
+    <w:abstractNumId w:val="11"/>
+  </w:num>
+  <w:num w:numId="11" w16cid:durableId="1442601486">
+    <w:abstractNumId w:val="8"/>
+  </w:num>
+  <w:num w:numId="12" w16cid:durableId="1543177196">
+    <w:abstractNumId w:val="1"/>
   </w:num>
 </w:numbering>
 </file>
 
 <file path=word/styles.xml><?xml version="1.0" encoding="utf-8"?>
-<w:styles xmlns:mc="http://schemas.openxmlformats.org/markup-compatibility/2006" xmlns:r="http://schemas.openxmlformats.org/officeDocument/2006/relationships" xmlns:w="http://schemas.openxmlformats.org/wordprocessingml/2006/main" xmlns:w14="http://schemas.microsoft.com/office/word/2010/wordml" xmlns:w15="http://schemas.microsoft.com/office/word/2012/wordml" xmlns:w16cex="http://schemas.microsoft.com/office/word/2018/wordml/cex" xmlns:w16cid="http://schemas.microsoft.com/office/word/2016/wordml/cid" xmlns:w16="http://schemas.microsoft.com/office/word/2018/wordml" xmlns:w16sdtdh="http://schemas.microsoft.com/office/word/2020/wordml/sdtdatahash" xmlns:w16se="http://schemas.microsoft.com/office/word/2015/wordml/symex" mc:Ignorable="w14 w15 w16se w16cid w16 w16cex w16sdtdh">
+<w:styles xmlns:mc="http://schemas.openxmlformats.org/markup-compatibility/2006" xmlns:r="http://schemas.openxmlformats.org/officeDocument/2006/relationships" xmlns:w="http://schemas.openxmlformats.org/wordprocessingml/2006/main" xmlns:w14="http://schemas.microsoft.com/office/word/2010/wordml" xmlns:w15="http://schemas.microsoft.com/office/word/2012/wordml" xmlns:w16cex="http://schemas.microsoft.com/office/word/2018/wordml/cex" xmlns:w16cid="http://schemas.microsoft.com/office/word/2016/wordml/cid" xmlns:w16="http://schemas.microsoft.com/office/word/2018/wordml" xmlns:w16du="http://schemas.microsoft.com/office/word/2023/wordml/word16du" xmlns:w16sdtdh="http://schemas.microsoft.com/office/word/2020/wordml/sdtdatahash" xmlns:w16sdtfl="http://schemas.microsoft.com/office/word/2024/wordml/sdtformatlock" xmlns:w16se="http://schemas.microsoft.com/office/word/2015/wordml/symex" mc:Ignorable="w14 w15 w16se w16cid w16 w16cex w16sdtdh w16sdtfl w16du">
   <w:docDefaults>
     <w:rPrDefault>
       <w:rPr>
@@ -1964,6 +3491,80 @@
       <w:rFonts w:ascii="Times New Roman" w:eastAsia="Times New Roman" w:hAnsi="Times New Roman" w:cs="Times New Roman"/>
     </w:rPr>
   </w:style>
+  <w:style w:type="paragraph" w:styleId="ListParagraph">
+    <w:name w:val="List Paragraph"/>
+    <w:basedOn w:val="Normal"/>
+    <w:uiPriority w:val="34"/>
+    <w:qFormat/>
+    <w:rsid w:val="00D708B2"/>
+    <w:pPr>
+      <w:ind w:left="720"/>
+      <w:contextualSpacing/>
+    </w:pPr>
+  </w:style>
+  <w:style w:type="character" w:styleId="Hyperlink">
+    <w:name w:val="Hyperlink"/>
+    <w:basedOn w:val="DefaultParagraphFont"/>
+    <w:uiPriority w:val="99"/>
+    <w:unhideWhenUsed/>
+    <w:rsid w:val="001403DD"/>
+    <w:rPr>
+      <w:color w:val="0563C1" w:themeColor="hyperlink"/>
+      <w:u w:val="single"/>
+    </w:rPr>
+  </w:style>
+  <w:style w:type="character" w:styleId="UnresolvedMention">
+    <w:name w:val="Unresolved Mention"/>
+    <w:basedOn w:val="DefaultParagraphFont"/>
+    <w:uiPriority w:val="99"/>
+    <w:rsid w:val="001403DD"/>
+    <w:rPr>
+      <w:color w:val="605E5C"/>
+      <w:shd w:val="clear" w:color="auto" w:fill="E1DFDD"/>
+    </w:rPr>
+  </w:style>
+  <w:style w:type="paragraph" w:styleId="Header">
+    <w:name w:val="header"/>
+    <w:basedOn w:val="Normal"/>
+    <w:link w:val="HeaderChar"/>
+    <w:uiPriority w:val="99"/>
+    <w:unhideWhenUsed/>
+    <w:rsid w:val="00F17814"/>
+    <w:pPr>
+      <w:tabs>
+        <w:tab w:val="center" w:pos="4680"/>
+        <w:tab w:val="right" w:pos="9360"/>
+      </w:tabs>
+    </w:pPr>
+  </w:style>
+  <w:style w:type="character" w:customStyle="1" w:styleId="HeaderChar">
+    <w:name w:val="Header Char"/>
+    <w:basedOn w:val="DefaultParagraphFont"/>
+    <w:link w:val="Header"/>
+    <w:uiPriority w:val="99"/>
+    <w:rsid w:val="00F17814"/>
+  </w:style>
+  <w:style w:type="paragraph" w:styleId="Footer">
+    <w:name w:val="footer"/>
+    <w:basedOn w:val="Normal"/>
+    <w:link w:val="FooterChar"/>
+    <w:uiPriority w:val="99"/>
+    <w:unhideWhenUsed/>
+    <w:rsid w:val="00F17814"/>
+    <w:pPr>
+      <w:tabs>
+        <w:tab w:val="center" w:pos="4680"/>
+        <w:tab w:val="right" w:pos="9360"/>
+      </w:tabs>
+    </w:pPr>
+  </w:style>
+  <w:style w:type="character" w:customStyle="1" w:styleId="FooterChar">
+    <w:name w:val="Footer Char"/>
+    <w:basedOn w:val="DefaultParagraphFont"/>
+    <w:link w:val="Footer"/>
+    <w:uiPriority w:val="99"/>
+    <w:rsid w:val="00F17814"/>
+  </w:style>
 </w:styles>
 </file>
 
